--- a/大优教材定制/调整版本/秋09 第4讲电荷与电路 练习册 教师版.docx
+++ b/大优教材定制/调整版本/秋09 第4讲电荷与电路 练习册 教师版.docx
@@ -5679,7 +5679,7 @@
           </mc:Choice>
           <mc:Fallback>
             <w:pict>
-              <v:rect w14:anchorId="24F8B9CC" id="矩形 1" o:spid="_x0000_s1026" style="width:114.8pt;height:79.75pt;visibility:visible;mso-wrap-style:square;mso-left-percent:-10001;mso-top-percent:-10001;mso-position-horizontal:absolute;mso-position-horizontal-relative:char;mso-position-vertical:absolute;mso-position-vertical-relative:line;mso-left-percent:-10001;mso-top-percent:-10001;v-text-anchor:top" o:gfxdata="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" filled="f" strokecolor="black [3213]" strokeweight="1.5pt">
+              <v:rect w14:anchorId="221E3D4E" id="矩形 1" o:spid="_x0000_s1026" style="width:114.8pt;height:79.75pt;visibility:visible;mso-wrap-style:square;mso-left-percent:-10001;mso-top-percent:-10001;mso-position-horizontal:absolute;mso-position-horizontal-relative:char;mso-position-vertical:absolute;mso-position-vertical-relative:line;mso-left-percent:-10001;mso-top-percent:-10001;v-text-anchor:top" o:gfxdata="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" filled="f" strokecolor="black [3213]" strokeweight="1.5pt">
                 <v:stroke dashstyle="dash"/>
                 <v:textbox inset="0,0,0,0"/>
                 <w10:anchorlock/>
@@ -5946,9 +5946,305 @@
     </w:p>
     <w:p>
       <w:pPr>
+        <w:pStyle w:val="af0"/>
+        <w:ind w:left="672" w:hanging="672"/>
+      </w:pPr>
+      <w:r>
+        <w:t>如图所示，根据实物图在虚框中画出对应的电路图。</w:t>
+      </w:r>
+    </w:p>
+    <w:p>
+      <w:pPr>
+        <w:pStyle w:val="123"/>
+      </w:pPr>
+      <w:r>
+        <w:rPr>
+          <w:rFonts w:hint="eastAsia"/>
+          <w:noProof/>
+        </w:rPr>
+        <w:drawing>
+          <wp:inline distT="0" distB="0" distL="0" distR="0" wp14:anchorId="47735582" wp14:editId="091FCA9E">
+            <wp:extent cx="2896235" cy="1511935"/>
+            <wp:effectExtent l="0" t="0" r="0" b="0"/>
+            <wp:docPr id="2061524095" name="图片 24"/>
+            <wp:cNvGraphicFramePr>
+              <a:graphicFrameLocks xmlns:a="http://schemas.openxmlformats.org/drawingml/2006/main" noChangeAspect="1"/>
+            </wp:cNvGraphicFramePr>
+            <a:graphic xmlns:a="http://schemas.openxmlformats.org/drawingml/2006/main">
+              <a:graphicData uri="http://schemas.openxmlformats.org/drawingml/2006/picture">
+                <pic:pic xmlns:pic="http://schemas.openxmlformats.org/drawingml/2006/picture">
+                  <pic:nvPicPr>
+                    <pic:cNvPr id="0" name="Picture 12"/>
+                    <pic:cNvPicPr>
+                      <a:picLocks noChangeAspect="1" noChangeArrowheads="1"/>
+                    </pic:cNvPicPr>
+                  </pic:nvPicPr>
+                  <pic:blipFill>
+                    <a:blip r:embed="rId38">
+                      <a:extLst>
+                        <a:ext uri="{28A0092B-C50C-407E-A947-70E740481C1C}">
+                          <a14:useLocalDpi xmlns:a14="http://schemas.microsoft.com/office/drawing/2010/main" val="0"/>
+                        </a:ext>
+                      </a:extLst>
+                    </a:blip>
+                    <a:srcRect/>
+                    <a:stretch>
+                      <a:fillRect/>
+                    </a:stretch>
+                  </pic:blipFill>
+                  <pic:spPr bwMode="auto">
+                    <a:xfrm>
+                      <a:off x="0" y="0"/>
+                      <a:ext cx="2896235" cy="1511935"/>
+                    </a:xfrm>
+                    <a:prstGeom prst="rect">
+                      <a:avLst/>
+                    </a:prstGeom>
+                    <a:noFill/>
+                    <a:ln>
+                      <a:noFill/>
+                    </a:ln>
+                  </pic:spPr>
+                </pic:pic>
+              </a:graphicData>
+            </a:graphic>
+          </wp:inline>
+        </w:drawing>
+      </w:r>
+    </w:p>
+    <w:p>
+      <w:pPr>
         <w:pStyle w:val="1230"/>
         <w:ind w:left="588"/>
-      </w:pPr>
+        <w:rPr>
+          <w:rFonts w:hint="eastAsia"/>
+        </w:rPr>
+      </w:pPr>
+      <w:r>
+        <w:rPr>
+          <w:rFonts w:hint="eastAsia"/>
+        </w:rPr>
+        <w:t>【答案】</w:t>
+      </w:r>
+      <w:r>
+        <w:rPr>
+          <w:rFonts w:hint="eastAsia"/>
+          <w:noProof/>
+        </w:rPr>
+        <w:drawing>
+          <wp:inline distT="0" distB="0" distL="0" distR="0" wp14:anchorId="577BA781" wp14:editId="07E7583E">
+            <wp:extent cx="1019810" cy="1257935"/>
+            <wp:effectExtent l="0" t="0" r="8890" b="0"/>
+            <wp:docPr id="870564360" name="图片 25"/>
+            <wp:cNvGraphicFramePr>
+              <a:graphicFrameLocks xmlns:a="http://schemas.openxmlformats.org/drawingml/2006/main" noChangeAspect="1"/>
+            </wp:cNvGraphicFramePr>
+            <a:graphic xmlns:a="http://schemas.openxmlformats.org/drawingml/2006/main">
+              <a:graphicData uri="http://schemas.openxmlformats.org/drawingml/2006/picture">
+                <pic:pic xmlns:pic="http://schemas.openxmlformats.org/drawingml/2006/picture">
+                  <pic:nvPicPr>
+                    <pic:cNvPr id="0" name="Picture 14"/>
+                    <pic:cNvPicPr>
+                      <a:picLocks noChangeAspect="1" noChangeArrowheads="1"/>
+                    </pic:cNvPicPr>
+                  </pic:nvPicPr>
+                  <pic:blipFill>
+                    <a:blip r:embed="rId39">
+                      <a:extLst>
+                        <a:ext uri="{28A0092B-C50C-407E-A947-70E740481C1C}">
+                          <a14:useLocalDpi xmlns:a14="http://schemas.microsoft.com/office/drawing/2010/main" val="0"/>
+                        </a:ext>
+                      </a:extLst>
+                    </a:blip>
+                    <a:srcRect/>
+                    <a:stretch>
+                      <a:fillRect/>
+                    </a:stretch>
+                  </pic:blipFill>
+                  <pic:spPr bwMode="auto">
+                    <a:xfrm>
+                      <a:off x="0" y="0"/>
+                      <a:ext cx="1019810" cy="1257935"/>
+                    </a:xfrm>
+                    <a:prstGeom prst="rect">
+                      <a:avLst/>
+                    </a:prstGeom>
+                    <a:noFill/>
+                    <a:ln>
+                      <a:noFill/>
+                    </a:ln>
+                  </pic:spPr>
+                </pic:pic>
+              </a:graphicData>
+            </a:graphic>
+          </wp:inline>
+        </w:drawing>
+      </w:r>
+    </w:p>
+    <w:p>
+      <w:pPr>
+        <w:pStyle w:val="af0"/>
+        <w:ind w:left="672" w:hanging="672"/>
+      </w:pPr>
+      <w:r>
+        <w:t>如图所示，现有一个电池组，两个开关和两盏电灯，请你按要求先画出电路图，再按电路图连好图中的实物电路。要求，只闭合</w:t>
+      </w:r>
+      <w:r>
+        <w:t>S₁</w:t>
+      </w:r>
+      <w:r>
+        <w:t>，灯</w:t>
+      </w:r>
+      <w:r>
+        <w:t>L₁</w:t>
+      </w:r>
+      <w:r>
+        <w:t>亮；只闭合</w:t>
+      </w:r>
+      <w:r>
+        <w:t>S,</w:t>
+      </w:r>
+      <w:r>
+        <w:t>灯</w:t>
+      </w:r>
+      <w:r>
+        <w:t>L,</w:t>
+      </w:r>
+      <w:r>
+        <w:t>亮。</w:t>
+      </w:r>
+    </w:p>
+    <w:p>
+      <w:pPr>
+        <w:pStyle w:val="123"/>
+      </w:pPr>
+      <w:r>
+        <w:rPr>
+          <w:rFonts w:hint="eastAsia"/>
+          <w:noProof/>
+        </w:rPr>
+        <w:lastRenderedPageBreak/>
+        <w:drawing>
+          <wp:inline distT="0" distB="0" distL="0" distR="0" wp14:anchorId="7AF22B23" wp14:editId="245407DD">
+            <wp:extent cx="3927475" cy="1342390"/>
+            <wp:effectExtent l="0" t="0" r="0" b="0"/>
+            <wp:docPr id="1627019319" name="图片 20"/>
+            <wp:cNvGraphicFramePr>
+              <a:graphicFrameLocks xmlns:a="http://schemas.openxmlformats.org/drawingml/2006/main" noChangeAspect="1"/>
+            </wp:cNvGraphicFramePr>
+            <a:graphic xmlns:a="http://schemas.openxmlformats.org/drawingml/2006/main">
+              <a:graphicData uri="http://schemas.openxmlformats.org/drawingml/2006/picture">
+                <pic:pic xmlns:pic="http://schemas.openxmlformats.org/drawingml/2006/picture">
+                  <pic:nvPicPr>
+                    <pic:cNvPr id="0" name="Picture 1"/>
+                    <pic:cNvPicPr>
+                      <a:picLocks noChangeAspect="1" noChangeArrowheads="1"/>
+                    </pic:cNvPicPr>
+                  </pic:nvPicPr>
+                  <pic:blipFill>
+                    <a:blip r:embed="rId40">
+                      <a:extLst>
+                        <a:ext uri="{28A0092B-C50C-407E-A947-70E740481C1C}">
+                          <a14:useLocalDpi xmlns:a14="http://schemas.microsoft.com/office/drawing/2010/main" val="0"/>
+                        </a:ext>
+                      </a:extLst>
+                    </a:blip>
+                    <a:srcRect/>
+                    <a:stretch>
+                      <a:fillRect/>
+                    </a:stretch>
+                  </pic:blipFill>
+                  <pic:spPr bwMode="auto">
+                    <a:xfrm>
+                      <a:off x="0" y="0"/>
+                      <a:ext cx="3927475" cy="1342390"/>
+                    </a:xfrm>
+                    <a:prstGeom prst="rect">
+                      <a:avLst/>
+                    </a:prstGeom>
+                    <a:noFill/>
+                    <a:ln>
+                      <a:noFill/>
+                    </a:ln>
+                  </pic:spPr>
+                </pic:pic>
+              </a:graphicData>
+            </a:graphic>
+          </wp:inline>
+        </w:drawing>
+      </w:r>
+    </w:p>
+    <w:p>
+      <w:pPr>
+        <w:pStyle w:val="1230"/>
+        <w:ind w:left="588"/>
+        <w:rPr>
+          <w:rFonts w:hint="eastAsia"/>
+        </w:rPr>
+      </w:pPr>
+      <w:r>
+        <w:rPr>
+          <w:rFonts w:hint="eastAsia"/>
+        </w:rPr>
+        <w:t>【答案】</w:t>
+      </w:r>
+      <w:r>
+        <w:br/>
+      </w:r>
+      <w:r>
+        <w:rPr>
+          <w:rFonts w:hint="eastAsia"/>
+          <w:noProof/>
+        </w:rPr>
+        <w:drawing>
+          <wp:inline distT="0" distB="0" distL="0" distR="0" wp14:anchorId="3F926BBC" wp14:editId="5DD38C97">
+            <wp:extent cx="3261184" cy="1240776"/>
+            <wp:effectExtent l="0" t="0" r="0" b="0"/>
+            <wp:docPr id="952734718" name="图片 23"/>
+            <wp:cNvGraphicFramePr>
+              <a:graphicFrameLocks xmlns:a="http://schemas.openxmlformats.org/drawingml/2006/main" noChangeAspect="1"/>
+            </wp:cNvGraphicFramePr>
+            <a:graphic xmlns:a="http://schemas.openxmlformats.org/drawingml/2006/main">
+              <a:graphicData uri="http://schemas.openxmlformats.org/drawingml/2006/picture">
+                <pic:pic xmlns:pic="http://schemas.openxmlformats.org/drawingml/2006/picture">
+                  <pic:nvPicPr>
+                    <pic:cNvPr id="0" name="Picture 10"/>
+                    <pic:cNvPicPr>
+                      <a:picLocks noChangeAspect="1" noChangeArrowheads="1"/>
+                    </pic:cNvPicPr>
+                  </pic:nvPicPr>
+                  <pic:blipFill>
+                    <a:blip r:embed="rId41">
+                      <a:extLst>
+                        <a:ext uri="{28A0092B-C50C-407E-A947-70E740481C1C}">
+                          <a14:useLocalDpi xmlns:a14="http://schemas.microsoft.com/office/drawing/2010/main" val="0"/>
+                        </a:ext>
+                      </a:extLst>
+                    </a:blip>
+                    <a:srcRect/>
+                    <a:stretch>
+                      <a:fillRect/>
+                    </a:stretch>
+                  </pic:blipFill>
+                  <pic:spPr bwMode="auto">
+                    <a:xfrm>
+                      <a:off x="0" y="0"/>
+                      <a:ext cx="3278737" cy="1247454"/>
+                    </a:xfrm>
+                    <a:prstGeom prst="rect">
+                      <a:avLst/>
+                    </a:prstGeom>
+                    <a:noFill/>
+                    <a:ln>
+                      <a:noFill/>
+                    </a:ln>
+                  </pic:spPr>
+                </pic:pic>
+              </a:graphicData>
+            </a:graphic>
+          </wp:inline>
+        </w:drawing>
+      </w:r>
     </w:p>
     <w:p>
       <w:pPr>
@@ -6346,7 +6642,7 @@
                     </pic:cNvPicPr>
                   </pic:nvPicPr>
                   <pic:blipFill>
-                    <a:blip r:embed="rId38" cstate="print"/>
+                    <a:blip r:embed="rId42" cstate="print"/>
                     <a:stretch>
                       <a:fillRect/>
                     </a:stretch>
@@ -6413,7 +6709,7 @@
                     </pic:cNvPicPr>
                   </pic:nvPicPr>
                   <pic:blipFill>
-                    <a:blip r:embed="rId39" cstate="print"/>
+                    <a:blip r:embed="rId43" cstate="print"/>
                     <a:stretch>
                       <a:fillRect/>
                     </a:stretch>
@@ -6812,7 +7108,7 @@
                     </pic:cNvPicPr>
                   </pic:nvPicPr>
                   <pic:blipFill>
-                    <a:blip r:embed="rId40" cstate="print"/>
+                    <a:blip r:embed="rId44" cstate="print"/>
                     <a:stretch>
                       <a:fillRect/>
                     </a:stretch>
@@ -7177,10 +7473,10 @@
       </w:pPr>
     </w:p>
     <w:sectPr>
-      <w:headerReference w:type="even" r:id="rId41"/>
-      <w:headerReference w:type="default" r:id="rId42"/>
-      <w:footerReference w:type="even" r:id="rId43"/>
-      <w:footerReference w:type="default" r:id="rId44"/>
+      <w:headerReference w:type="even" r:id="rId45"/>
+      <w:headerReference w:type="default" r:id="rId46"/>
+      <w:footerReference w:type="even" r:id="rId47"/>
+      <w:footerReference w:type="default" r:id="rId48"/>
       <w:pgSz w:w="10319" w:h="14515"/>
       <w:pgMar w:top="1134" w:right="1021" w:bottom="851" w:left="1021" w:header="737" w:footer="567" w:gutter="0"/>
       <w:pgNumType w:start="1"/>
@@ -8792,10 +9088,6 @@
 </file>
 
 <file path=customXml/item1.xml><?xml version="1.0" encoding="utf-8"?>
-<b:Sources xmlns:b="http://schemas.openxmlformats.org/officeDocument/2006/bibliography" xmlns="http://schemas.openxmlformats.org/officeDocument/2006/bibliography" SelectedStyle="\APA.XSL" StyleName="APA"/>
-</file>
-
-<file path=customXml/item2.xml><?xml version="1.0" encoding="utf-8"?>
 <s:customData xmlns="http://www.wps.cn/officeDocument/2013/wpsCustomData" xmlns:s="http://www.wps.cn/officeDocument/2013/wpsCustomData">
   <customSectProps/>
   <customShpExts>
@@ -8804,18 +9096,22 @@
 </s:customData>
 </file>
 
+<file path=customXml/item2.xml><?xml version="1.0" encoding="utf-8"?>
+<b:Sources xmlns:b="http://schemas.openxmlformats.org/officeDocument/2006/bibliography" xmlns="http://schemas.openxmlformats.org/officeDocument/2006/bibliography" SelectedStyle="\APA.XSL" StyleName="APA"/>
+</file>
+
 <file path=customXml/itemProps1.xml><?xml version="1.0" encoding="utf-8"?>
+<ds:datastoreItem xmlns:ds="http://schemas.openxmlformats.org/officeDocument/2006/customXml" ds:itemID="{B1977F7D-205B-4081-913C-38D41E755F92}">
+  <ds:schemaRefs>
+    <ds:schemaRef ds:uri="http://www.wps.cn/officeDocument/2013/wpsCustomData"/>
+  </ds:schemaRefs>
+</ds:datastoreItem>
+</file>
+
+<file path=customXml/itemProps2.xml><?xml version="1.0" encoding="utf-8"?>
 <ds:datastoreItem xmlns:ds="http://schemas.openxmlformats.org/officeDocument/2006/customXml" ds:itemID="{0E798019-D9DA-4148-8768-905599865BAA}">
   <ds:schemaRefs>
     <ds:schemaRef ds:uri="http://schemas.openxmlformats.org/officeDocument/2006/bibliography"/>
   </ds:schemaRefs>
 </ds:datastoreItem>
-</file>
-
-<file path=customXml/itemProps2.xml><?xml version="1.0" encoding="utf-8"?>
-<ds:datastoreItem xmlns:ds="http://schemas.openxmlformats.org/officeDocument/2006/customXml" ds:itemID="{B1977F7D-205B-4081-913C-38D41E755F92}">
-  <ds:schemaRefs>
-    <ds:schemaRef ds:uri="http://www.wps.cn/officeDocument/2013/wpsCustomData"/>
-  </ds:schemaRefs>
-</ds:datastoreItem>
 </file>
--- a/大优教材定制/调整版本/秋09 第4讲电荷与电路 练习册 教师版.docx
+++ b/大优教材定制/调整版本/秋09 第4讲电荷与电路 练习册 教师版.docx
@@ -349,27 +349,6 @@
             </w:pict>
           </mc:Fallback>
         </mc:AlternateContent>
-      </w:r>
-    </w:p>
-    <w:p>
-      <w:pPr>
-        <w:spacing w:line="288" w:lineRule="auto"/>
-        <w:ind w:leftChars="-100" w:left="-210"/>
-        <w:rPr>
-          <w:rFonts w:ascii="Times New Roman" w:eastAsiaTheme="majorEastAsia" w:hAnsi="Times New Roman" w:cs="Times New Roman"/>
-          <w:b/>
-          <w:bCs/>
-          <w:color w:val="0000FF"/>
-        </w:rPr>
-      </w:pPr>
-      <w:r>
-        <w:rPr>
-          <w:rFonts w:ascii="Times New Roman" w:eastAsiaTheme="majorEastAsia" w:hAnsi="Times New Roman" w:cs="Times New Roman" w:hint="eastAsia"/>
-          <w:b/>
-          <w:bCs/>
-          <w:color w:val="0000FF"/>
-        </w:rPr>
-        <w:t>电荷</w:t>
       </w:r>
     </w:p>
     <w:p>
@@ -1479,7 +1458,6 @@
         <w:rPr>
           <w:rFonts w:hint="eastAsia"/>
         </w:rPr>
-        <w:lastRenderedPageBreak/>
         <w:t>D</w:t>
       </w:r>
       <w:r>
@@ -1498,6 +1476,7 @@
         <w:rPr>
           <w:rFonts w:hint="eastAsia"/>
         </w:rPr>
+        <w:lastRenderedPageBreak/>
         <w:t>【答案】</w:t>
       </w:r>
       <w:r>
@@ -2341,22 +2320,7 @@
       <w:pPr>
         <w:pStyle w:val="1230"/>
         <w:ind w:left="588"/>
-        <w:rPr>
-          <w:b/>
-          <w:bCs/>
-          <w:color w:val="0000FF"/>
-        </w:rPr>
-      </w:pPr>
-      <w:r>
-        <w:rPr>
-          <w:rFonts w:hint="eastAsia"/>
-          <w:b/>
-          <w:bCs/>
-          <w:color w:val="0000FF"/>
-        </w:rPr>
-        <w:lastRenderedPageBreak/>
-        <w:t>电路状态与连接方式</w:t>
-      </w:r>
+      </w:pPr>
     </w:p>
     <w:p>
       <w:pPr>
@@ -2367,6 +2331,7 @@
         <w:rPr>
           <w:noProof/>
         </w:rPr>
+        <w:lastRenderedPageBreak/>
         <mc:AlternateContent>
           <mc:Choice Requires="wps">
             <w:drawing>
@@ -2607,9 +2572,9 @@
           <w:noProof/>
         </w:rPr>
         <w:drawing>
-          <wp:inline distT="0" distB="0" distL="0" distR="0" wp14:anchorId="2F890780" wp14:editId="36F188ED">
-            <wp:extent cx="3400425" cy="1171575"/>
-            <wp:effectExtent l="0" t="0" r="0" b="5080"/>
+          <wp:inline distT="0" distB="0" distL="0" distR="0" wp14:anchorId="2F890780" wp14:editId="4B7B3DB9">
+            <wp:extent cx="2391508" cy="823965"/>
+            <wp:effectExtent l="0" t="0" r="0" b="0"/>
             <wp:docPr id="15" name="图片24" descr="菁优网：http://www.jyeoo.com"/>
             <wp:cNvGraphicFramePr>
               <a:graphicFrameLocks xmlns:a="http://schemas.openxmlformats.org/drawingml/2006/main" noChangeAspect="1"/>
@@ -2632,7 +2597,7 @@
                   <pic:spPr>
                     <a:xfrm>
                       <a:off x="0" y="0"/>
-                      <a:ext cx="3400900" cy="1171739"/>
+                      <a:ext cx="2427596" cy="836399"/>
                     </a:xfrm>
                     <a:prstGeom prst="rect">
                       <a:avLst/>
@@ -2888,92 +2853,70 @@
         </w:rPr>
         <w:t xml:space="preserve"> </w:t>
       </w:r>
-      <w:r>
-        <w:rPr>
-          <w:rFonts w:hint="eastAsia"/>
-          <w:color w:val="0000FF"/>
-        </w:rPr>
-        <w:t>图中属于通路的是</w:t>
-      </w:r>
-      <w:r>
-        <w:rPr>
-          <w:rFonts w:hint="eastAsia"/>
-          <w:color w:val="0000FF"/>
+      <w:proofErr w:type="gramStart"/>
+      <w:r>
+        <w:rPr>
+          <w:rFonts w:hint="eastAsia"/>
+        </w:rPr>
+        <w:t>某组同学</w:t>
+      </w:r>
+      <w:proofErr w:type="gramEnd"/>
+      <w:r>
+        <w:rPr>
+          <w:rFonts w:hint="eastAsia"/>
+        </w:rPr>
+        <w:t>在做“探究小灯泡发光”实验，他们有一个小灯泡和一些新的干电池。小灯泡结构及主要部件如图</w:t>
+      </w:r>
+      <w:r>
+        <w:rPr>
+          <w:rFonts w:hint="eastAsia"/>
+        </w:rPr>
+        <w:t>1</w:t>
+      </w:r>
+      <w:r>
+        <w:rPr>
+          <w:rFonts w:hint="eastAsia"/>
+        </w:rPr>
+        <w:t>所示，以下部件必须采用绝缘体材料制成的是</w:t>
+      </w:r>
+      <w:r>
+        <w:rPr>
+          <w:rFonts w:hint="eastAsia"/>
         </w:rPr>
         <w:t xml:space="preserve"> </w:t>
       </w:r>
       <w:r>
         <w:rPr>
           <w:rFonts w:hint="eastAsia"/>
-          <w:color w:val="0000FF"/>
           <w:u w:val="single"/>
         </w:rPr>
-        <w:t xml:space="preserve">         </w:t>
-      </w:r>
-      <w:r>
-        <w:rPr>
-          <w:rFonts w:hint="eastAsia"/>
-          <w:color w:val="0000FF"/>
+        <w:t xml:space="preserve">　</w:t>
+      </w:r>
+      <w:r>
+        <w:rPr>
+          <w:rFonts w:hint="eastAsia"/>
+          <w:u w:val="single"/>
+        </w:rPr>
+        <w:t xml:space="preserve">     </w:t>
+      </w:r>
+      <w:r>
+        <w:rPr>
+          <w:rFonts w:hint="eastAsia"/>
+          <w:u w:val="single"/>
+        </w:rPr>
+        <w:t xml:space="preserve">　</w:t>
+      </w:r>
+      <w:r>
+        <w:rPr>
+          <w:rFonts w:hint="eastAsia"/>
         </w:rPr>
         <w:t xml:space="preserve"> </w:t>
       </w:r>
       <w:r>
         <w:rPr>
           <w:rFonts w:hint="eastAsia"/>
-          <w:color w:val="0000FF"/>
-        </w:rPr>
-        <w:t>，属于断路的是</w:t>
-      </w:r>
-      <w:r>
-        <w:rPr>
-          <w:rFonts w:hint="eastAsia"/>
-          <w:color w:val="0000FF"/>
-        </w:rPr>
-        <w:t xml:space="preserve"> </w:t>
-      </w:r>
-      <w:r>
-        <w:rPr>
-          <w:rFonts w:hint="eastAsia"/>
-          <w:color w:val="0000FF"/>
-          <w:u w:val="single"/>
-        </w:rPr>
-        <w:t xml:space="preserve">      </w:t>
-      </w:r>
-      <w:r>
-        <w:rPr>
-          <w:rFonts w:hint="eastAsia"/>
-          <w:color w:val="0000FF"/>
-        </w:rPr>
-        <w:t xml:space="preserve"> </w:t>
-      </w:r>
-      <w:r>
-        <w:rPr>
-          <w:rFonts w:hint="eastAsia"/>
-          <w:color w:val="0000FF"/>
-        </w:rPr>
-        <w:t>，属于短路的是</w:t>
-      </w:r>
-      <w:r>
-        <w:rPr>
-          <w:rFonts w:hint="eastAsia"/>
-          <w:color w:val="0000FF"/>
-          <w:u w:val="single"/>
-        </w:rPr>
-        <w:t xml:space="preserve">      </w:t>
-      </w:r>
-      <w:r>
-        <w:rPr>
-          <w:rFonts w:hint="eastAsia"/>
-          <w:color w:val="0000FF"/>
-        </w:rPr>
-        <w:t xml:space="preserve"> </w:t>
-      </w:r>
-      <w:r>
-        <w:rPr>
-          <w:rFonts w:hint="eastAsia"/>
-          <w:color w:val="0000FF"/>
-        </w:rPr>
-        <w:t>。（换）</w:t>
+        </w:rPr>
+        <w:t>（填字母）。</w:t>
       </w:r>
     </w:p>
     <w:p>
@@ -2983,13 +2926,115 @@
       <w:r>
         <w:rPr>
           <w:rFonts w:hint="eastAsia"/>
+        </w:rPr>
+        <w:t>A.</w:t>
+      </w:r>
+      <w:r>
+        <w:rPr>
+          <w:rFonts w:hint="eastAsia"/>
+        </w:rPr>
+        <w:t>灯丝</w:t>
+      </w:r>
+    </w:p>
+    <w:p>
+      <w:pPr>
+        <w:pStyle w:val="123"/>
+      </w:pPr>
+      <w:r>
+        <w:rPr>
+          <w:rFonts w:hint="eastAsia"/>
+        </w:rPr>
+        <w:t>B.</w:t>
+      </w:r>
+      <w:r>
+        <w:rPr>
+          <w:rFonts w:hint="eastAsia"/>
+        </w:rPr>
+        <w:t>支架：支撑灯丝，一端连接灯丝，一端连接螺纹外壳或连接点</w:t>
+      </w:r>
+    </w:p>
+    <w:p>
+      <w:pPr>
+        <w:pStyle w:val="123"/>
+      </w:pPr>
+      <w:r>
+        <w:rPr>
+          <w:rFonts w:hint="eastAsia"/>
+        </w:rPr>
+        <w:t>C.</w:t>
+      </w:r>
+      <w:r>
+        <w:rPr>
+          <w:rFonts w:hint="eastAsia"/>
+        </w:rPr>
+        <w:t>与支架接触，用于固定支架</w:t>
+      </w:r>
+    </w:p>
+    <w:p>
+      <w:pPr>
+        <w:pStyle w:val="123"/>
+      </w:pPr>
+      <w:r>
+        <w:rPr>
+          <w:rFonts w:hint="eastAsia"/>
+        </w:rPr>
+        <w:t>D.</w:t>
+      </w:r>
+      <w:r>
+        <w:rPr>
+          <w:rFonts w:hint="eastAsia"/>
+        </w:rPr>
+        <w:t>螺纹外壳</w:t>
+      </w:r>
+    </w:p>
+    <w:p>
+      <w:pPr>
+        <w:pStyle w:val="123"/>
+      </w:pPr>
+      <w:r>
+        <w:rPr>
+          <w:rFonts w:hint="eastAsia"/>
+        </w:rPr>
+        <w:t>E.</w:t>
+      </w:r>
+      <w:r>
+        <w:rPr>
+          <w:rFonts w:hint="eastAsia"/>
+        </w:rPr>
+        <w:t>分隔环：用于隔开螺纹外壳和连接点</w:t>
+      </w:r>
+    </w:p>
+    <w:p>
+      <w:pPr>
+        <w:pStyle w:val="123"/>
+      </w:pPr>
+      <w:r>
+        <w:rPr>
+          <w:rFonts w:hint="eastAsia"/>
+        </w:rPr>
+        <w:t>F.</w:t>
+      </w:r>
+      <w:r>
+        <w:rPr>
+          <w:rFonts w:hint="eastAsia"/>
+        </w:rPr>
+        <w:t>连接点</w:t>
+      </w:r>
+    </w:p>
+    <w:p>
+      <w:pPr>
+        <w:pStyle w:val="123"/>
+      </w:pPr>
+      <w:r>
+        <w:rPr>
+          <w:rFonts w:hint="eastAsia"/>
           <w:noProof/>
         </w:rPr>
         <w:drawing>
-          <wp:inline distT="0" distB="0" distL="0" distR="0" wp14:anchorId="5E468843" wp14:editId="52E6692D">
-            <wp:extent cx="4126230" cy="894715"/>
-            <wp:effectExtent l="0" t="0" r="8255" b="1270"/>
-            <wp:docPr id="20" name="图片24" descr="菁优网：http://www.jyeoo.com"/>
+          <wp:inline distT="0" distB="0" distL="0" distR="0" wp14:anchorId="4349873F" wp14:editId="06434E4F">
+            <wp:extent cx="2185517" cy="1020491"/>
+            <wp:effectExtent l="0" t="0" r="5715" b="8255"/>
+            <wp:docPr id="1303322875" name="图片24" descr="菁优网：http://www.jyeoo.com"/>
             <wp:cNvGraphicFramePr>
               <a:graphicFrameLocks xmlns:a="http://schemas.openxmlformats.org/drawingml/2006/main" noChangeAspect="1"/>
             </wp:cNvGraphicFramePr>
@@ -2997,10 +3042,8 @@
               <a:graphicData uri="http://schemas.openxmlformats.org/drawingml/2006/picture">
                 <pic:pic xmlns:pic="http://schemas.openxmlformats.org/drawingml/2006/picture">
                   <pic:nvPicPr>
-                    <pic:cNvPr id="20" name="图片24" descr="菁优网：http://www.jyeoo.com"/>
-                    <pic:cNvPicPr>
-                      <a:picLocks noChangeAspect="1"/>
-                    </pic:cNvPicPr>
+                    <pic:cNvPr id="0" name="Picture24"/>
+                    <pic:cNvPicPr/>
                   </pic:nvPicPr>
                   <pic:blipFill>
                     <a:blip r:embed="rId18" cstate="print"/>
@@ -3011,7 +3054,7 @@
                   <pic:spPr>
                     <a:xfrm>
                       <a:off x="0" y="0"/>
-                      <a:ext cx="4126230" cy="894715"/>
+                      <a:ext cx="2240098" cy="1045977"/>
                     </a:xfrm>
                     <a:prstGeom prst="rect">
                       <a:avLst/>
@@ -3026,27 +3069,270 @@
     </w:p>
     <w:p>
       <w:pPr>
+        <w:pStyle w:val="123"/>
+      </w:pPr>
+      <w:r>
+        <w:rPr>
+          <w:rFonts w:hint="eastAsia"/>
+        </w:rPr>
+        <w:t>（</w:t>
+      </w:r>
+      <w:r>
+        <w:rPr>
+          <w:rFonts w:hint="eastAsia"/>
+        </w:rPr>
+        <w:t>2</w:t>
+      </w:r>
+      <w:r>
+        <w:rPr>
+          <w:rFonts w:hint="eastAsia"/>
+        </w:rPr>
+        <w:t>）图</w:t>
+      </w:r>
+      <w:r>
+        <w:rPr>
+          <w:rFonts w:hint="eastAsia"/>
+        </w:rPr>
+        <w:t>2</w:t>
+      </w:r>
+      <w:r>
+        <w:rPr>
+          <w:rFonts w:hint="eastAsia"/>
+        </w:rPr>
+        <w:t>能使灯泡发光的是图</w:t>
+      </w:r>
+      <w:r>
+        <w:rPr>
+          <w:rFonts w:hint="eastAsia"/>
+        </w:rPr>
+        <w:t xml:space="preserve"> </w:t>
+      </w:r>
+      <w:r>
+        <w:rPr>
+          <w:rFonts w:hint="eastAsia"/>
+          <w:u w:val="single"/>
+        </w:rPr>
+        <w:t xml:space="preserve">　</w:t>
+      </w:r>
+      <w:r>
+        <w:rPr>
+          <w:rFonts w:hint="eastAsia"/>
+          <w:u w:val="single"/>
+        </w:rPr>
+        <w:t xml:space="preserve">   </w:t>
+      </w:r>
+      <w:r>
+        <w:rPr>
+          <w:rFonts w:hint="eastAsia"/>
+          <w:u w:val="single"/>
+        </w:rPr>
+        <w:t xml:space="preserve">　</w:t>
+      </w:r>
+      <w:r>
+        <w:rPr>
+          <w:rFonts w:hint="eastAsia"/>
+        </w:rPr>
+        <w:t xml:space="preserve"> </w:t>
+      </w:r>
+      <w:r>
+        <w:rPr>
+          <w:rFonts w:hint="eastAsia"/>
+        </w:rPr>
+        <w:t>，属于短路的是图</w:t>
+      </w:r>
+      <w:r>
+        <w:rPr>
+          <w:rFonts w:hint="eastAsia"/>
+        </w:rPr>
+        <w:t xml:space="preserve"> </w:t>
+      </w:r>
+      <w:r>
+        <w:rPr>
+          <w:rFonts w:hint="eastAsia"/>
+          <w:u w:val="single"/>
+        </w:rPr>
+        <w:t xml:space="preserve">　</w:t>
+      </w:r>
+      <w:r>
+        <w:rPr>
+          <w:rFonts w:hint="eastAsia"/>
+          <w:u w:val="single"/>
+        </w:rPr>
+        <w:t xml:space="preserve">     </w:t>
+      </w:r>
+      <w:r>
+        <w:rPr>
+          <w:rFonts w:hint="eastAsia"/>
+          <w:u w:val="single"/>
+        </w:rPr>
+        <w:t xml:space="preserve">　</w:t>
+      </w:r>
+      <w:r>
+        <w:rPr>
+          <w:rFonts w:hint="eastAsia"/>
+        </w:rPr>
+        <w:t xml:space="preserve"> </w:t>
+      </w:r>
+      <w:r>
+        <w:rPr>
+          <w:rFonts w:hint="eastAsia"/>
+        </w:rPr>
+        <w:t>，属于断路的是图</w:t>
+      </w:r>
+      <w:r>
+        <w:rPr>
+          <w:rFonts w:hint="eastAsia"/>
+        </w:rPr>
+        <w:t xml:space="preserve"> </w:t>
+      </w:r>
+      <w:r>
+        <w:rPr>
+          <w:rFonts w:hint="eastAsia"/>
+          <w:u w:val="single"/>
+        </w:rPr>
+        <w:t xml:space="preserve">　</w:t>
+      </w:r>
+      <w:r>
+        <w:rPr>
+          <w:rFonts w:hint="eastAsia"/>
+          <w:u w:val="single"/>
+        </w:rPr>
+        <w:t xml:space="preserve">   </w:t>
+      </w:r>
+      <w:r>
+        <w:rPr>
+          <w:rFonts w:hint="eastAsia"/>
+          <w:u w:val="single"/>
+        </w:rPr>
+        <w:t xml:space="preserve">　</w:t>
+      </w:r>
+      <w:r>
+        <w:rPr>
+          <w:rFonts w:hint="eastAsia"/>
+        </w:rPr>
+        <w:t xml:space="preserve"> </w:t>
+      </w:r>
+      <w:r>
+        <w:rPr>
+          <w:rFonts w:hint="eastAsia"/>
+        </w:rPr>
+        <w:t>。</w:t>
+      </w:r>
+    </w:p>
+    <w:p>
+      <w:pPr>
         <w:pStyle w:val="1230"/>
         <w:ind w:left="588"/>
       </w:pPr>
       <w:r>
         <w:rPr>
           <w:rFonts w:hint="eastAsia"/>
-        </w:rPr>
-        <w:t>【答案】丁；甲、丙；乙。</w:t>
-      </w:r>
-    </w:p>
-    <w:p>
-      <w:pPr>
-        <w:pStyle w:val="1230"/>
-        <w:ind w:left="588"/>
-      </w:pPr>
-    </w:p>
-    <w:p>
-      <w:pPr>
-        <w:pStyle w:val="1230"/>
-        <w:ind w:left="588"/>
-      </w:pPr>
+          <w:color w:val="EE0000"/>
+        </w:rPr>
+        <w:t>【答案】</w:t>
+      </w:r>
+      <w:r>
+        <w:rPr>
+          <w:rFonts w:hint="eastAsia"/>
+        </w:rPr>
+        <w:t>（</w:t>
+      </w:r>
+      <w:r>
+        <w:rPr>
+          <w:rFonts w:hint="eastAsia"/>
+        </w:rPr>
+        <w:t>1</w:t>
+      </w:r>
+      <w:r>
+        <w:rPr>
+          <w:rFonts w:hint="eastAsia"/>
+        </w:rPr>
+        <w:t>）</w:t>
+      </w:r>
+      <w:r>
+        <w:rPr>
+          <w:rFonts w:hint="eastAsia"/>
+        </w:rPr>
+        <w:t>C</w:t>
+      </w:r>
+      <w:r>
+        <w:rPr>
+          <w:rFonts w:hint="eastAsia"/>
+        </w:rPr>
+        <w:t>、</w:t>
+      </w:r>
+      <w:r>
+        <w:rPr>
+          <w:rFonts w:hint="eastAsia"/>
+        </w:rPr>
+        <w:t>E</w:t>
+      </w:r>
+      <w:r>
+        <w:rPr>
+          <w:rFonts w:hint="eastAsia"/>
+        </w:rPr>
+        <w:t>；（</w:t>
+      </w:r>
+      <w:r>
+        <w:rPr>
+          <w:rFonts w:hint="eastAsia"/>
+        </w:rPr>
+        <w:t>2</w:t>
+      </w:r>
+      <w:r>
+        <w:rPr>
+          <w:rFonts w:hint="eastAsia"/>
+        </w:rPr>
+        <w:t>）</w:t>
+      </w:r>
+      <w:r>
+        <w:rPr>
+          <w:rFonts w:hint="eastAsia"/>
+        </w:rPr>
+        <w:t>C</w:t>
+      </w:r>
+      <w:r>
+        <w:rPr>
+          <w:rFonts w:hint="eastAsia"/>
+        </w:rPr>
+        <w:t>；</w:t>
+      </w:r>
+      <w:r>
+        <w:rPr>
+          <w:rFonts w:hint="eastAsia"/>
+        </w:rPr>
+        <w:t>A</w:t>
+      </w:r>
+      <w:r>
+        <w:rPr>
+          <w:rFonts w:hint="eastAsia"/>
+        </w:rPr>
+        <w:t>、</w:t>
+      </w:r>
+      <w:r>
+        <w:rPr>
+          <w:rFonts w:hint="eastAsia"/>
+        </w:rPr>
+        <w:t>D</w:t>
+      </w:r>
+      <w:r>
+        <w:rPr>
+          <w:rFonts w:hint="eastAsia"/>
+        </w:rPr>
+        <w:t>；</w:t>
+      </w:r>
+      <w:r>
+        <w:rPr>
+          <w:rFonts w:hint="eastAsia"/>
+        </w:rPr>
+        <w:t>B</w:t>
+      </w:r>
+      <w:r>
+        <w:rPr>
+          <w:rFonts w:hint="eastAsia"/>
+        </w:rPr>
+        <w:t>。</w:t>
+      </w:r>
     </w:p>
     <w:p>
       <w:pPr>
@@ -3059,16 +3345,16 @@
           <w:noProof/>
         </w:rPr>
         <w:drawing>
-          <wp:anchor distT="0" distB="0" distL="0" distR="0" simplePos="0" relativeHeight="251661312" behindDoc="0" locked="0" layoutInCell="1" allowOverlap="1" wp14:anchorId="6C5DC055" wp14:editId="63A866AD">
+          <wp:anchor distT="0" distB="0" distL="0" distR="0" simplePos="0" relativeHeight="251661312" behindDoc="0" locked="0" layoutInCell="1" allowOverlap="1" wp14:anchorId="6C5DC055" wp14:editId="0D6D936A">
             <wp:simplePos x="0" y="0"/>
             <wp:positionH relativeFrom="column">
-              <wp:posOffset>3576955</wp:posOffset>
+              <wp:posOffset>3576997</wp:posOffset>
             </wp:positionH>
             <wp:positionV relativeFrom="paragraph">
-              <wp:posOffset>12700</wp:posOffset>
+              <wp:posOffset>13441</wp:posOffset>
             </wp:positionV>
-            <wp:extent cx="1647825" cy="1228725"/>
-            <wp:effectExtent l="0" t="0" r="3810" b="1905"/>
+            <wp:extent cx="1300404" cy="969666"/>
+            <wp:effectExtent l="0" t="0" r="0" b="1905"/>
             <wp:wrapNone/>
             <wp:docPr id="75" name="图片24" descr="菁优网：http://www.jyeoo.com"/>
             <wp:cNvGraphicFramePr>
@@ -3092,7 +3378,7 @@
                   <pic:spPr>
                     <a:xfrm>
                       <a:off x="0" y="0"/>
-                      <a:ext cx="1648055" cy="1228897"/>
+                      <a:ext cx="1308219" cy="975494"/>
                     </a:xfrm>
                     <a:prstGeom prst="rect">
                       <a:avLst/>
@@ -3101,6 +3387,12 @@
                 </pic:pic>
               </a:graphicData>
             </a:graphic>
+            <wp14:sizeRelH relativeFrom="margin">
+              <wp14:pctWidth>0</wp14:pctWidth>
+            </wp14:sizeRelH>
+            <wp14:sizeRelV relativeFrom="margin">
+              <wp14:pctHeight>0</wp14:pctHeight>
+            </wp14:sizeRelV>
           </wp:anchor>
         </w:drawing>
       </w:r>
@@ -3648,6 +3940,7 @@
           <w:noProof/>
           <w:szCs w:val="22"/>
         </w:rPr>
+        <w:lastRenderedPageBreak/>
         <mc:AlternateContent>
           <mc:Choice Requires="wps">
             <w:drawing>
@@ -3896,11 +4189,10 @@
           <w:rFonts w:eastAsia="新宋体" w:hint="eastAsia"/>
           <w:noProof/>
         </w:rPr>
-        <w:lastRenderedPageBreak/>
         <w:drawing>
-          <wp:inline distT="0" distB="0" distL="0" distR="0" wp14:anchorId="2609086C" wp14:editId="4394E11D">
-            <wp:extent cx="1543050" cy="1247775"/>
-            <wp:effectExtent l="0" t="0" r="635" b="4445"/>
+          <wp:inline distT="0" distB="0" distL="0" distR="0" wp14:anchorId="2609086C" wp14:editId="03AF0B51">
+            <wp:extent cx="807704" cy="653143"/>
+            <wp:effectExtent l="0" t="0" r="0" b="0"/>
             <wp:docPr id="76" name="图片24" descr="菁优网：http://www.jyeoo.com"/>
             <wp:cNvGraphicFramePr>
               <a:graphicFrameLocks xmlns:a="http://schemas.openxmlformats.org/drawingml/2006/main" noChangeAspect="1"/>
@@ -3923,7 +4215,7 @@
                   <pic:spPr>
                     <a:xfrm>
                       <a:off x="0" y="0"/>
-                      <a:ext cx="1543266" cy="1247949"/>
+                      <a:ext cx="829050" cy="670405"/>
                     </a:xfrm>
                     <a:prstGeom prst="rect">
                       <a:avLst/>
@@ -3951,7 +4243,14 @@
         <w:rPr>
           <w:rFonts w:hint="eastAsia"/>
         </w:rPr>
-        <w:t>S0</w:t>
+        <w:t>S</w:t>
+      </w:r>
+      <w:r>
+        <w:rPr>
+          <w:rFonts w:hint="eastAsia"/>
+          <w:vertAlign w:val="subscript"/>
+        </w:rPr>
+        <w:t>0</w:t>
       </w:r>
       <w:r>
         <w:rPr>
@@ -3963,7 +4262,14 @@
         <w:rPr>
           <w:rFonts w:hint="eastAsia"/>
         </w:rPr>
-        <w:t>S1</w:t>
+        <w:t>S</w:t>
+      </w:r>
+      <w:r>
+        <w:rPr>
+          <w:rFonts w:hint="eastAsia"/>
+          <w:vertAlign w:val="subscript"/>
+        </w:rPr>
+        <w:t>1</w:t>
       </w:r>
       <w:r>
         <w:rPr>
@@ -3975,33 +4281,20 @@
         <w:rPr>
           <w:rFonts w:hint="eastAsia"/>
         </w:rPr>
-        <w:t>S2</w:t>
+        <w:t>S</w:t>
+      </w:r>
+      <w:r>
+        <w:rPr>
+          <w:rFonts w:hint="eastAsia"/>
+          <w:vertAlign w:val="subscript"/>
+        </w:rPr>
+        <w:t>2</w:t>
       </w:r>
       <w:r>
         <w:rPr>
           <w:rFonts w:hint="eastAsia"/>
         </w:rPr>
         <w:t>。</w:t>
-      </w:r>
-    </w:p>
-    <w:p>
-      <w:pPr>
-        <w:pStyle w:val="1230"/>
-        <w:ind w:left="588"/>
-        <w:rPr>
-          <w:b/>
-          <w:bCs/>
-          <w:color w:val="0000FF"/>
-        </w:rPr>
-      </w:pPr>
-      <w:r>
-        <w:rPr>
-          <w:rFonts w:hint="eastAsia"/>
-          <w:b/>
-          <w:bCs/>
-          <w:color w:val="0000FF"/>
-        </w:rPr>
-        <w:t>电路设计</w:t>
       </w:r>
     </w:p>
     <w:p>
@@ -4011,9 +4304,7 @@
       </w:pPr>
       <w:r>
         <w:rPr>
-          <w:rFonts w:cstheme="minorBidi"/>
           <w:noProof/>
-          <w:szCs w:val="22"/>
         </w:rPr>
         <mc:AlternateContent>
           <mc:Choice Requires="wps">
@@ -4159,58 +4450,42 @@
         </mc:AlternateContent>
       </w:r>
       <w:r>
-        <w:rPr>
-          <w:rFonts w:cstheme="minorBidi" w:hint="eastAsia"/>
-          <w:szCs w:val="22"/>
-        </w:rPr>
         <w:t xml:space="preserve"> </w:t>
       </w:r>
       <w:r>
-        <w:rPr>
-          <w:rFonts w:eastAsia="新宋体" w:hint="eastAsia"/>
-        </w:rPr>
         <w:t>家庭厨房抽油烟机主要是由排气扇和照明灯泡组成，它们既能同时工作，又能分别独立工作，小</w:t>
       </w:r>
       <w:proofErr w:type="gramStart"/>
       <w:r>
-        <w:rPr>
-          <w:rFonts w:eastAsia="新宋体" w:hint="eastAsia"/>
-        </w:rPr>
         <w:t>明设计</w:t>
       </w:r>
       <w:proofErr w:type="gramEnd"/>
       <w:r>
-        <w:rPr>
-          <w:rFonts w:eastAsia="新宋体" w:hint="eastAsia"/>
-        </w:rPr>
         <w:t>了抽油烟机的简化电路图，其中合理的是（　　）</w:t>
       </w:r>
     </w:p>
     <w:p>
       <w:pPr>
         <w:pStyle w:val="123"/>
-      </w:pPr>
-      <w:r>
-        <w:rPr>
-          <w:rFonts w:hint="eastAsia"/>
-        </w:rPr>
+        <w:tabs>
+          <w:tab w:val="clear" w:pos="4536"/>
+          <w:tab w:val="left" w:pos="3900"/>
+        </w:tabs>
+      </w:pPr>
+      <w:r>
         <w:t>A</w:t>
       </w:r>
       <w:r>
-        <w:rPr>
-          <w:rFonts w:hint="eastAsia"/>
-        </w:rPr>
         <w:t>．</w:t>
       </w:r>
       <w:r>
         <w:rPr>
-          <w:rFonts w:hint="eastAsia"/>
           <w:noProof/>
         </w:rPr>
         <w:drawing>
-          <wp:inline distT="0" distB="0" distL="0" distR="0" wp14:anchorId="5C970DC8" wp14:editId="29F8929D">
-            <wp:extent cx="866775" cy="668655"/>
-            <wp:effectExtent l="0" t="0" r="7620" b="635"/>
+          <wp:inline distT="0" distB="0" distL="0" distR="0" wp14:anchorId="5C970DC8" wp14:editId="5F0E09C7">
+            <wp:extent cx="743578" cy="573617"/>
+            <wp:effectExtent l="0" t="0" r="0" b="0"/>
             <wp:docPr id="77" name="图片24" descr="菁优网：http://www.jyeoo.com"/>
             <wp:cNvGraphicFramePr>
               <a:graphicFrameLocks xmlns:a="http://schemas.openxmlformats.org/drawingml/2006/main" noChangeAspect="1"/>
@@ -4233,7 +4508,7 @@
                   <pic:spPr>
                     <a:xfrm>
                       <a:off x="0" y="0"/>
-                      <a:ext cx="866775" cy="668655"/>
+                      <a:ext cx="750988" cy="579333"/>
                     </a:xfrm>
                     <a:prstGeom prst="rect">
                       <a:avLst/>
@@ -4246,26 +4521,19 @@
         </w:drawing>
       </w:r>
       <w:r>
-        <w:rPr>
-          <w:rFonts w:hint="eastAsia"/>
-        </w:rPr>
         <w:t>B</w:t>
       </w:r>
       <w:r>
-        <w:rPr>
-          <w:rFonts w:hint="eastAsia"/>
-        </w:rPr>
         <w:t>．</w:t>
       </w:r>
       <w:r>
         <w:rPr>
-          <w:rFonts w:hint="eastAsia"/>
           <w:noProof/>
         </w:rPr>
         <w:drawing>
-          <wp:inline distT="0" distB="0" distL="0" distR="0" wp14:anchorId="401D6C86" wp14:editId="43D92234">
-            <wp:extent cx="866775" cy="702945"/>
-            <wp:effectExtent l="0" t="0" r="7620" b="9525"/>
+          <wp:inline distT="0" distB="0" distL="0" distR="0" wp14:anchorId="401D6C86" wp14:editId="47915FC5">
+            <wp:extent cx="755806" cy="612950"/>
+            <wp:effectExtent l="0" t="0" r="6350" b="0"/>
             <wp:docPr id="78" name="图片24" descr="菁优网：http://www.jyeoo.com"/>
             <wp:cNvGraphicFramePr>
               <a:graphicFrameLocks xmlns:a="http://schemas.openxmlformats.org/drawingml/2006/main" noChangeAspect="1"/>
@@ -4288,7 +4556,7 @@
                   <pic:spPr>
                     <a:xfrm>
                       <a:off x="0" y="0"/>
-                      <a:ext cx="866775" cy="702945"/>
+                      <a:ext cx="769327" cy="623915"/>
                     </a:xfrm>
                     <a:prstGeom prst="rect">
                       <a:avLst/>
@@ -4301,27 +4569,20 @@
         </w:drawing>
       </w:r>
       <w:r>
-        <w:rPr>
-          <w:rFonts w:hint="eastAsia"/>
-        </w:rPr>
         <w:tab/>
         <w:t>C</w:t>
       </w:r>
       <w:r>
-        <w:rPr>
-          <w:rFonts w:hint="eastAsia"/>
-        </w:rPr>
         <w:t>．</w:t>
       </w:r>
       <w:r>
         <w:rPr>
-          <w:rFonts w:hint="eastAsia"/>
           <w:noProof/>
         </w:rPr>
         <w:drawing>
-          <wp:inline distT="0" distB="0" distL="0" distR="0" wp14:anchorId="7C01F057" wp14:editId="716E366F">
-            <wp:extent cx="920750" cy="731520"/>
-            <wp:effectExtent l="0" t="0" r="7620" b="2540"/>
+          <wp:inline distT="0" distB="0" distL="0" distR="0" wp14:anchorId="7C01F057" wp14:editId="1D6A45CC">
+            <wp:extent cx="676650" cy="537587"/>
+            <wp:effectExtent l="0" t="0" r="0" b="0"/>
             <wp:docPr id="79" name="图片24" descr="菁优网：http://www.jyeoo.com"/>
             <wp:cNvGraphicFramePr>
               <a:graphicFrameLocks xmlns:a="http://schemas.openxmlformats.org/drawingml/2006/main" noChangeAspect="1"/>
@@ -4344,7 +4605,7 @@
                   <pic:spPr>
                     <a:xfrm>
                       <a:off x="0" y="0"/>
-                      <a:ext cx="920750" cy="731520"/>
+                      <a:ext cx="695741" cy="552755"/>
                     </a:xfrm>
                     <a:prstGeom prst="rect">
                       <a:avLst/>
@@ -4357,26 +4618,19 @@
         </w:drawing>
       </w:r>
       <w:r>
-        <w:rPr>
-          <w:rFonts w:hint="eastAsia"/>
-        </w:rPr>
         <w:t>D</w:t>
       </w:r>
       <w:r>
-        <w:rPr>
-          <w:rFonts w:hint="eastAsia"/>
-        </w:rPr>
         <w:t>．</w:t>
       </w:r>
       <w:r>
         <w:rPr>
-          <w:rFonts w:hint="eastAsia"/>
           <w:noProof/>
         </w:rPr>
         <w:drawing>
-          <wp:inline distT="0" distB="0" distL="0" distR="0" wp14:anchorId="2C2B31D8" wp14:editId="1023E624">
-            <wp:extent cx="886460" cy="712470"/>
-            <wp:effectExtent l="0" t="0" r="9525" b="0"/>
+          <wp:inline distT="0" distB="0" distL="0" distR="0" wp14:anchorId="2C2B31D8" wp14:editId="1CA2A55F">
+            <wp:extent cx="725130" cy="582805"/>
+            <wp:effectExtent l="0" t="0" r="0" b="8255"/>
             <wp:docPr id="80" name="图片24" descr="菁优网：http://www.jyeoo.com"/>
             <wp:cNvGraphicFramePr>
               <a:graphicFrameLocks xmlns:a="http://schemas.openxmlformats.org/drawingml/2006/main" noChangeAspect="1"/>
@@ -4399,7 +4653,7 @@
                   <pic:spPr>
                     <a:xfrm>
                       <a:off x="0" y="0"/>
-                      <a:ext cx="886460" cy="712470"/>
+                      <a:ext cx="731333" cy="587790"/>
                     </a:xfrm>
                     <a:prstGeom prst="rect">
                       <a:avLst/>
@@ -4662,9 +4916,9 @@
           <w:noProof/>
         </w:rPr>
         <w:drawing>
-          <wp:inline distT="0" distB="0" distL="0" distR="0" wp14:anchorId="0321B9CC" wp14:editId="3FE173B1">
-            <wp:extent cx="859790" cy="676910"/>
-            <wp:effectExtent l="0" t="0" r="3810" b="3175"/>
+          <wp:inline distT="0" distB="0" distL="0" distR="0" wp14:anchorId="0321B9CC" wp14:editId="26E2F7E8">
+            <wp:extent cx="663191" cy="522128"/>
+            <wp:effectExtent l="0" t="0" r="3810" b="0"/>
             <wp:docPr id="85" name="图片24" descr="菁优网：http://www.jyeoo.com"/>
             <wp:cNvGraphicFramePr>
               <a:graphicFrameLocks xmlns:a="http://schemas.openxmlformats.org/drawingml/2006/main" noChangeAspect="1"/>
@@ -4687,7 +4941,7 @@
                   <pic:spPr>
                     <a:xfrm>
                       <a:off x="0" y="0"/>
-                      <a:ext cx="859790" cy="676910"/>
+                      <a:ext cx="671935" cy="529012"/>
                     </a:xfrm>
                     <a:prstGeom prst="rect">
                       <a:avLst/>
@@ -4718,9 +4972,9 @@
           <w:noProof/>
         </w:rPr>
         <w:drawing>
-          <wp:inline distT="0" distB="0" distL="0" distR="0" wp14:anchorId="47202A10" wp14:editId="37FA93B6">
-            <wp:extent cx="838835" cy="691515"/>
-            <wp:effectExtent l="0" t="0" r="3175" b="10160"/>
+          <wp:inline distT="0" distB="0" distL="0" distR="0" wp14:anchorId="47202A10" wp14:editId="2CBB8B3B">
+            <wp:extent cx="615546" cy="507441"/>
+            <wp:effectExtent l="0" t="0" r="0" b="6985"/>
             <wp:docPr id="86" name="图片24" descr="菁优网：http://www.jyeoo.com"/>
             <wp:cNvGraphicFramePr>
               <a:graphicFrameLocks xmlns:a="http://schemas.openxmlformats.org/drawingml/2006/main" noChangeAspect="1"/>
@@ -4743,7 +4997,7 @@
                   <pic:spPr>
                     <a:xfrm>
                       <a:off x="0" y="0"/>
-                      <a:ext cx="838835" cy="691515"/>
+                      <a:ext cx="624821" cy="515087"/>
                     </a:xfrm>
                     <a:prstGeom prst="rect">
                       <a:avLst/>
@@ -4774,9 +5028,9 @@
           <w:noProof/>
         </w:rPr>
         <w:drawing>
-          <wp:inline distT="0" distB="0" distL="0" distR="0" wp14:anchorId="2301762D" wp14:editId="0A1F53A6">
-            <wp:extent cx="926465" cy="705485"/>
-            <wp:effectExtent l="0" t="0" r="1905" b="6985"/>
+          <wp:inline distT="0" distB="0" distL="0" distR="0" wp14:anchorId="2301762D" wp14:editId="7E5107BA">
+            <wp:extent cx="705976" cy="537587"/>
+            <wp:effectExtent l="0" t="0" r="0" b="0"/>
             <wp:docPr id="87" name="图片24" descr="菁优网：http://www.jyeoo.com"/>
             <wp:cNvGraphicFramePr>
               <a:graphicFrameLocks xmlns:a="http://schemas.openxmlformats.org/drawingml/2006/main" noChangeAspect="1"/>
@@ -4799,7 +5053,7 @@
                   <pic:spPr>
                     <a:xfrm>
                       <a:off x="0" y="0"/>
-                      <a:ext cx="926465" cy="705485"/>
+                      <a:ext cx="713990" cy="543689"/>
                     </a:xfrm>
                     <a:prstGeom prst="rect">
                       <a:avLst/>
@@ -4830,9 +5084,9 @@
           <w:noProof/>
         </w:rPr>
         <w:drawing>
-          <wp:inline distT="0" distB="0" distL="0" distR="0" wp14:anchorId="6ED8BCBA" wp14:editId="0BCD18F8">
-            <wp:extent cx="853440" cy="712470"/>
-            <wp:effectExtent l="0" t="0" r="10160" b="0"/>
+          <wp:inline distT="0" distB="0" distL="0" distR="0" wp14:anchorId="6ED8BCBA" wp14:editId="79EEFAA0">
+            <wp:extent cx="541644" cy="452176"/>
+            <wp:effectExtent l="0" t="0" r="0" b="5080"/>
             <wp:docPr id="88" name="图片24" descr="菁优网：http://www.jyeoo.com"/>
             <wp:cNvGraphicFramePr>
               <a:graphicFrameLocks xmlns:a="http://schemas.openxmlformats.org/drawingml/2006/main" noChangeAspect="1"/>
@@ -4855,7 +5109,7 @@
                   <pic:spPr>
                     <a:xfrm>
                       <a:off x="0" y="0"/>
-                      <a:ext cx="853440" cy="712470"/>
+                      <a:ext cx="555068" cy="463383"/>
                     </a:xfrm>
                     <a:prstGeom prst="rect">
                       <a:avLst/>
@@ -4872,6 +5126,11 @@
       <w:pPr>
         <w:spacing w:line="360" w:lineRule="auto"/>
         <w:ind w:leftChars="130" w:left="273"/>
+        <w:rPr>
+          <w:rFonts w:ascii="Times New Roman" w:eastAsia="楷体" w:hAnsi="Times New Roman" w:cs="Times New Roman"/>
+          <w:color w:val="C00000"/>
+          <w:szCs w:val="21"/>
+        </w:rPr>
       </w:pPr>
       <w:r>
         <w:rPr>
@@ -5148,6 +5407,10 @@
     <w:p>
       <w:pPr>
         <w:pStyle w:val="123"/>
+        <w:tabs>
+          <w:tab w:val="clear" w:pos="4536"/>
+          <w:tab w:val="left" w:pos="4320"/>
+        </w:tabs>
       </w:pPr>
       <w:r>
         <w:rPr>
@@ -5167,9 +5430,9 @@
           <w:noProof/>
         </w:rPr>
         <w:drawing>
-          <wp:inline distT="0" distB="0" distL="0" distR="0" wp14:anchorId="7BC12392" wp14:editId="3B7E8BCE">
-            <wp:extent cx="916305" cy="816610"/>
-            <wp:effectExtent l="0" t="0" r="1270" b="3810"/>
+          <wp:inline distT="0" distB="0" distL="0" distR="0" wp14:anchorId="7BC12392" wp14:editId="424FAABA">
+            <wp:extent cx="668216" cy="595513"/>
+            <wp:effectExtent l="0" t="0" r="0" b="0"/>
             <wp:docPr id="89" name="图片24" descr="菁优网：http://www.jyeoo.com"/>
             <wp:cNvGraphicFramePr>
               <a:graphicFrameLocks xmlns:a="http://schemas.openxmlformats.org/drawingml/2006/main" noChangeAspect="1"/>
@@ -5192,7 +5455,7 @@
                   <pic:spPr>
                     <a:xfrm>
                       <a:off x="0" y="0"/>
-                      <a:ext cx="916305" cy="816610"/>
+                      <a:ext cx="675520" cy="602023"/>
                     </a:xfrm>
                     <a:prstGeom prst="rect">
                       <a:avLst/>
@@ -5208,6 +5471,12 @@
         <w:rPr>
           <w:rFonts w:hint="eastAsia"/>
         </w:rPr>
+        <w:t xml:space="preserve">     </w:t>
+      </w:r>
+      <w:r>
+        <w:rPr>
+          <w:rFonts w:hint="eastAsia"/>
+        </w:rPr>
         <w:t>B</w:t>
       </w:r>
       <w:r>
@@ -5222,9 +5491,9 @@
           <w:noProof/>
         </w:rPr>
         <w:drawing>
-          <wp:inline distT="0" distB="0" distL="0" distR="0" wp14:anchorId="00C629BE" wp14:editId="4D3C1193">
-            <wp:extent cx="940435" cy="838200"/>
-            <wp:effectExtent l="0" t="0" r="9525" b="3810"/>
+          <wp:inline distT="0" distB="0" distL="0" distR="0" wp14:anchorId="00C629BE" wp14:editId="30C09EF9">
+            <wp:extent cx="587828" cy="523925"/>
+            <wp:effectExtent l="0" t="0" r="3175" b="0"/>
             <wp:docPr id="90" name="图片24" descr="菁优网：http://www.jyeoo.com"/>
             <wp:cNvGraphicFramePr>
               <a:graphicFrameLocks xmlns:a="http://schemas.openxmlformats.org/drawingml/2006/main" noChangeAspect="1"/>
@@ -5247,7 +5516,7 @@
                   <pic:spPr>
                     <a:xfrm>
                       <a:off x="0" y="0"/>
-                      <a:ext cx="940435" cy="838200"/>
+                      <a:ext cx="599996" cy="534771"/>
                     </a:xfrm>
                     <a:prstGeom prst="rect">
                       <a:avLst/>
@@ -5278,9 +5547,9 @@
           <w:noProof/>
         </w:rPr>
         <w:drawing>
-          <wp:inline distT="0" distB="0" distL="0" distR="0" wp14:anchorId="147B0D0C" wp14:editId="4FB03FBA">
-            <wp:extent cx="895985" cy="854710"/>
-            <wp:effectExtent l="0" t="0" r="0" b="8890"/>
+          <wp:inline distT="0" distB="0" distL="0" distR="0" wp14:anchorId="147B0D0C" wp14:editId="737A48E9">
+            <wp:extent cx="607926" cy="579921"/>
+            <wp:effectExtent l="0" t="0" r="1905" b="0"/>
             <wp:docPr id="91" name="图片24" descr="菁优网：http://www.jyeoo.com"/>
             <wp:cNvGraphicFramePr>
               <a:graphicFrameLocks xmlns:a="http://schemas.openxmlformats.org/drawingml/2006/main" noChangeAspect="1"/>
@@ -5303,7 +5572,7 @@
                   <pic:spPr>
                     <a:xfrm>
                       <a:off x="0" y="0"/>
-                      <a:ext cx="895985" cy="854710"/>
+                      <a:ext cx="618353" cy="589868"/>
                     </a:xfrm>
                     <a:prstGeom prst="rect">
                       <a:avLst/>
@@ -5319,7 +5588,19 @@
         <w:rPr>
           <w:rFonts w:hint="eastAsia"/>
         </w:rPr>
-        <w:t xml:space="preserve">  D</w:t>
+        <w:t xml:space="preserve">  </w:t>
+      </w:r>
+      <w:r>
+        <w:rPr>
+          <w:rFonts w:hint="eastAsia"/>
+        </w:rPr>
+        <w:t xml:space="preserve">      </w:t>
+      </w:r>
+      <w:r>
+        <w:rPr>
+          <w:rFonts w:hint="eastAsia"/>
+        </w:rPr>
+        <w:t>D</w:t>
       </w:r>
       <w:r>
         <w:rPr>
@@ -5333,9 +5614,9 @@
           <w:noProof/>
         </w:rPr>
         <w:drawing>
-          <wp:inline distT="0" distB="0" distL="0" distR="0" wp14:anchorId="3789AF84" wp14:editId="381F38D7">
-            <wp:extent cx="830580" cy="744855"/>
-            <wp:effectExtent l="0" t="0" r="635" b="0"/>
+          <wp:inline distT="0" distB="0" distL="0" distR="0" wp14:anchorId="3789AF84" wp14:editId="2E4ACFD4">
+            <wp:extent cx="672289" cy="602901"/>
+            <wp:effectExtent l="0" t="0" r="0" b="6985"/>
             <wp:docPr id="92" name="图片24" descr="菁优网：http://www.jyeoo.com"/>
             <wp:cNvGraphicFramePr>
               <a:graphicFrameLocks xmlns:a="http://schemas.openxmlformats.org/drawingml/2006/main" noChangeAspect="1"/>
@@ -5358,7 +5639,7 @@
                   <pic:spPr>
                     <a:xfrm>
                       <a:off x="0" y="0"/>
-                      <a:ext cx="830580" cy="744855"/>
+                      <a:ext cx="678931" cy="608857"/>
                     </a:xfrm>
                     <a:prstGeom prst="rect">
                       <a:avLst/>
@@ -5391,6 +5672,24 @@
     </w:p>
     <w:p>
       <w:pPr>
+        <w:pStyle w:val="1230"/>
+        <w:ind w:left="588"/>
+      </w:pPr>
+    </w:p>
+    <w:p>
+      <w:pPr>
+        <w:pStyle w:val="1230"/>
+        <w:ind w:left="588"/>
+      </w:pPr>
+    </w:p>
+    <w:p>
+      <w:pPr>
+        <w:pStyle w:val="1230"/>
+        <w:ind w:left="588"/>
+      </w:pPr>
+    </w:p>
+    <w:p>
+      <w:pPr>
         <w:pStyle w:val="af0"/>
         <w:ind w:left="672" w:hanging="672"/>
       </w:pPr>
@@ -5400,6 +5699,7 @@
           <w:noProof/>
           <w:szCs w:val="22"/>
         </w:rPr>
+        <w:lastRenderedPageBreak/>
         <mc:AlternateContent>
           <mc:Choice Requires="wps">
             <w:drawing>
@@ -5546,17 +5846,11 @@
       <w:r>
         <w:rPr>
           <w:rFonts w:hint="eastAsia"/>
+          <w:color w:val="0000FF"/>
         </w:rPr>
         <w:t xml:space="preserve"> </w:t>
       </w:r>
       <w:r>
-        <w:rPr>
-          <w:rFonts w:hint="eastAsia"/>
-          <w:color w:val="0000FF"/>
-        </w:rPr>
-        <w:t>（加）</w:t>
-      </w:r>
-      <w:r>
         <w:t>按要求作图．</w:t>
       </w:r>
     </w:p>
@@ -5565,7 +5859,6 @@
         <w:pStyle w:val="123"/>
       </w:pPr>
       <w:r>
-        <w:lastRenderedPageBreak/>
         <w:t>（</w:t>
       </w:r>
       <w:r>
@@ -5585,9 +5878,9 @@
           <w:noProof/>
         </w:rPr>
         <w:drawing>
-          <wp:inline distT="0" distB="0" distL="0" distR="0" wp14:anchorId="0971C685" wp14:editId="6CD9835A">
-            <wp:extent cx="1186180" cy="1087120"/>
-            <wp:effectExtent l="0" t="0" r="1270" b="0"/>
+          <wp:inline distT="0" distB="0" distL="0" distR="0" wp14:anchorId="0971C685" wp14:editId="230046FD">
+            <wp:extent cx="1055077" cy="967156"/>
+            <wp:effectExtent l="0" t="0" r="0" b="4445"/>
             <wp:docPr id="1875" name="图片 1875" descr="E:\2021秋季初三物理讲义-电学画图-共91幅图-吴彩霞\2021秋季初三物理讲义-电学画图-共91幅图-吴彩霞-47.png"/>
             <wp:cNvGraphicFramePr>
               <a:graphicFrameLocks xmlns:a="http://schemas.openxmlformats.org/drawingml/2006/main" noChangeAspect="1"/>
@@ -5617,7 +5910,7 @@
                   <pic:spPr>
                     <a:xfrm>
                       <a:off x="0" y="0"/>
-                      <a:ext cx="1188273" cy="1089253"/>
+                      <a:ext cx="1061686" cy="973214"/>
                     </a:xfrm>
                     <a:prstGeom prst="rect">
                       <a:avLst/>
@@ -5679,7 +5972,7 @@
           </mc:Choice>
           <mc:Fallback>
             <w:pict>
-              <v:rect w14:anchorId="221E3D4E" id="矩形 1" o:spid="_x0000_s1026" style="width:114.8pt;height:79.75pt;visibility:visible;mso-wrap-style:square;mso-left-percent:-10001;mso-top-percent:-10001;mso-position-horizontal:absolute;mso-position-horizontal-relative:char;mso-position-vertical:absolute;mso-position-vertical-relative:line;mso-left-percent:-10001;mso-top-percent:-10001;v-text-anchor:top" o:gfxdata="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" filled="f" strokecolor="black [3213]" strokeweight="1.5pt">
+              <v:rect w14:anchorId="0C56E933" id="矩形 1" o:spid="_x0000_s1026" style="width:114.8pt;height:79.75pt;visibility:visible;mso-wrap-style:square;mso-left-percent:-10001;mso-top-percent:-10001;mso-position-horizontal:absolute;mso-position-horizontal-relative:char;mso-position-vertical:absolute;mso-position-vertical-relative:line;mso-left-percent:-10001;mso-top-percent:-10001;v-text-anchor:top" o:gfxdata="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" filled="f" strokecolor="black [3213]" strokeweight="1.5pt">
                 <v:stroke dashstyle="dash"/>
                 <v:textbox inset="0,0,0,0"/>
                 <w10:anchorlock/>
@@ -5820,26 +6113,220 @@
     </w:p>
     <w:p>
       <w:pPr>
+        <w:pStyle w:val="123"/>
+      </w:pPr>
+      <w:r>
+        <w:rPr>
+          <w:rFonts w:hint="eastAsia"/>
+        </w:rPr>
+        <w:t>（</w:t>
+      </w:r>
+      <w:r>
+        <w:rPr>
+          <w:rFonts w:hint="eastAsia"/>
+        </w:rPr>
+        <w:t>3</w:t>
+      </w:r>
+      <w:r>
+        <w:rPr>
+          <w:rFonts w:hint="eastAsia"/>
+        </w:rPr>
+        <w:t>）</w:t>
+      </w:r>
+      <w:r>
+        <w:t>如图所示，根据实物图在虚框中画出对应的电路图。</w:t>
+      </w:r>
+    </w:p>
+    <w:p>
+      <w:pPr>
+        <w:pStyle w:val="123"/>
+      </w:pPr>
+      <w:r>
+        <w:rPr>
+          <w:rFonts w:hint="eastAsia"/>
+          <w:noProof/>
+        </w:rPr>
+        <w:drawing>
+          <wp:inline distT="0" distB="0" distL="0" distR="0" wp14:anchorId="211B8DBF" wp14:editId="19906A79">
+            <wp:extent cx="2537209" cy="1324511"/>
+            <wp:effectExtent l="0" t="0" r="0" b="9525"/>
+            <wp:docPr id="2061524095" name="图片 24"/>
+            <wp:cNvGraphicFramePr>
+              <a:graphicFrameLocks xmlns:a="http://schemas.openxmlformats.org/drawingml/2006/main" noChangeAspect="1"/>
+            </wp:cNvGraphicFramePr>
+            <a:graphic xmlns:a="http://schemas.openxmlformats.org/drawingml/2006/main">
+              <a:graphicData uri="http://schemas.openxmlformats.org/drawingml/2006/picture">
+                <pic:pic xmlns:pic="http://schemas.openxmlformats.org/drawingml/2006/picture">
+                  <pic:nvPicPr>
+                    <pic:cNvPr id="0" name="Picture 12"/>
+                    <pic:cNvPicPr>
+                      <a:picLocks noChangeAspect="1" noChangeArrowheads="1"/>
+                    </pic:cNvPicPr>
+                  </pic:nvPicPr>
+                  <pic:blipFill>
+                    <a:blip r:embed="rId36">
+                      <a:extLst>
+                        <a:ext uri="{28A0092B-C50C-407E-A947-70E740481C1C}">
+                          <a14:useLocalDpi xmlns:a14="http://schemas.microsoft.com/office/drawing/2010/main" val="0"/>
+                        </a:ext>
+                      </a:extLst>
+                    </a:blip>
+                    <a:srcRect/>
+                    <a:stretch>
+                      <a:fillRect/>
+                    </a:stretch>
+                  </pic:blipFill>
+                  <pic:spPr bwMode="auto">
+                    <a:xfrm>
+                      <a:off x="0" y="0"/>
+                      <a:ext cx="2552594" cy="1332542"/>
+                    </a:xfrm>
+                    <a:prstGeom prst="rect">
+                      <a:avLst/>
+                    </a:prstGeom>
+                    <a:noFill/>
+                    <a:ln>
+                      <a:noFill/>
+                    </a:ln>
+                  </pic:spPr>
+                </pic:pic>
+              </a:graphicData>
+            </a:graphic>
+          </wp:inline>
+        </w:drawing>
+      </w:r>
+    </w:p>
+    <w:p>
+      <w:pPr>
+        <w:pStyle w:val="123"/>
+      </w:pPr>
+      <w:r>
+        <w:rPr>
+          <w:rFonts w:hint="eastAsia"/>
+        </w:rPr>
+        <w:t>（</w:t>
+      </w:r>
+      <w:r>
+        <w:rPr>
+          <w:rFonts w:hint="eastAsia"/>
+        </w:rPr>
+        <w:t>4</w:t>
+      </w:r>
+      <w:r>
+        <w:rPr>
+          <w:rFonts w:hint="eastAsia"/>
+        </w:rPr>
+        <w:t>）</w:t>
+      </w:r>
+      <w:r>
+        <w:t>如图所示，现有一个电池组，两个开关和两盏电灯，请你按要求画出电路图，再按电路图连好图中的实物电路。要求，只闭合</w:t>
+      </w:r>
+      <w:r>
+        <w:t>S₁</w:t>
+      </w:r>
+      <w:r>
+        <w:t>，灯</w:t>
+      </w:r>
+      <w:r>
+        <w:t>L₁</w:t>
+      </w:r>
+      <w:r>
+        <w:t>亮；只闭合</w:t>
+      </w:r>
+      <w:r>
+        <w:t>S,</w:t>
+      </w:r>
+      <w:r>
+        <w:t>灯</w:t>
+      </w:r>
+      <w:r>
+        <w:t>L,</w:t>
+      </w:r>
+      <w:r>
+        <w:t>亮。</w:t>
+      </w:r>
+    </w:p>
+    <w:p>
+      <w:pPr>
+        <w:pStyle w:val="123"/>
+      </w:pPr>
+      <w:r>
+        <w:rPr>
+          <w:rFonts w:hint="eastAsia"/>
+          <w:noProof/>
+        </w:rPr>
+        <w:drawing>
+          <wp:inline distT="0" distB="0" distL="0" distR="0" wp14:anchorId="7A392977" wp14:editId="198FE809">
+            <wp:extent cx="3386295" cy="1157417"/>
+            <wp:effectExtent l="0" t="0" r="5080" b="5080"/>
+            <wp:docPr id="1627019319" name="图片 20"/>
+            <wp:cNvGraphicFramePr>
+              <a:graphicFrameLocks xmlns:a="http://schemas.openxmlformats.org/drawingml/2006/main" noChangeAspect="1"/>
+            </wp:cNvGraphicFramePr>
+            <a:graphic xmlns:a="http://schemas.openxmlformats.org/drawingml/2006/main">
+              <a:graphicData uri="http://schemas.openxmlformats.org/drawingml/2006/picture">
+                <pic:pic xmlns:pic="http://schemas.openxmlformats.org/drawingml/2006/picture">
+                  <pic:nvPicPr>
+                    <pic:cNvPr id="0" name="Picture 1"/>
+                    <pic:cNvPicPr>
+                      <a:picLocks noChangeAspect="1" noChangeArrowheads="1"/>
+                    </pic:cNvPicPr>
+                  </pic:nvPicPr>
+                  <pic:blipFill>
+                    <a:blip r:embed="rId37">
+                      <a:extLst>
+                        <a:ext uri="{28A0092B-C50C-407E-A947-70E740481C1C}">
+                          <a14:useLocalDpi xmlns:a14="http://schemas.microsoft.com/office/drawing/2010/main" val="0"/>
+                        </a:ext>
+                      </a:extLst>
+                    </a:blip>
+                    <a:srcRect/>
+                    <a:stretch>
+                      <a:fillRect/>
+                    </a:stretch>
+                  </pic:blipFill>
+                  <pic:spPr bwMode="auto">
+                    <a:xfrm>
+                      <a:off x="0" y="0"/>
+                      <a:ext cx="3413483" cy="1166710"/>
+                    </a:xfrm>
+                    <a:prstGeom prst="rect">
+                      <a:avLst/>
+                    </a:prstGeom>
+                    <a:noFill/>
+                    <a:ln>
+                      <a:noFill/>
+                    </a:ln>
+                  </pic:spPr>
+                </pic:pic>
+              </a:graphicData>
+            </a:graphic>
+          </wp:inline>
+        </w:drawing>
+      </w:r>
+    </w:p>
+    <w:p>
+      <w:pPr>
         <w:pStyle w:val="1230"/>
-        <w:ind w:left="588"/>
-      </w:pPr>
-      <w:r>
-        <w:t>【答案】（</w:t>
-      </w:r>
-      <w:r>
-        <w:t>1</w:t>
-      </w:r>
-      <w:r>
-        <w:t>）</w:t>
+        <w:ind w:leftChars="0" w:left="0"/>
+      </w:pPr>
+      <w:r>
+        <w:t>【答案】</w:t>
+      </w:r>
+      <w:r>
+        <w:rPr>
+          <w:rFonts w:hint="eastAsia"/>
+        </w:rPr>
+        <w:t>1.</w:t>
       </w:r>
       <w:r>
         <w:rPr>
           <w:noProof/>
         </w:rPr>
         <w:drawing>
-          <wp:inline distT="0" distB="0" distL="0" distR="0" wp14:anchorId="2E1F5432" wp14:editId="02EDBB90">
-            <wp:extent cx="1098550" cy="905510"/>
-            <wp:effectExtent l="0" t="0" r="2540" b="0"/>
+          <wp:inline distT="0" distB="0" distL="0" distR="0" wp14:anchorId="2E1F5432" wp14:editId="0D2A18A6">
+            <wp:extent cx="879231" cy="724771"/>
+            <wp:effectExtent l="0" t="0" r="0" b="0"/>
             <wp:docPr id="1531" name="图片 1531"/>
             <wp:cNvGraphicFramePr>
               <a:graphicFrameLocks xmlns:a="http://schemas.openxmlformats.org/drawingml/2006/main" noChangeAspect="1"/>
@@ -5854,7 +6341,7 @@
                     </pic:cNvPicPr>
                   </pic:nvPicPr>
                   <pic:blipFill>
-                    <a:blip r:embed="rId36" cstate="print">
+                    <a:blip r:embed="rId38" cstate="print">
                       <a:extLst>
                         <a:ext uri="{28A0092B-C50C-407E-A947-70E740481C1C}">
                           <a14:useLocalDpi xmlns:a14="http://schemas.microsoft.com/office/drawing/2010/main" val="0"/>
@@ -5869,7 +6356,7 @@
                   <pic:spPr>
                     <a:xfrm>
                       <a:off x="0" y="0"/>
-                      <a:ext cx="1101941" cy="908356"/>
+                      <a:ext cx="888671" cy="732553"/>
                     </a:xfrm>
                     <a:prstGeom prst="rect">
                       <a:avLst/>
@@ -5886,22 +6373,19 @@
         </w:drawing>
       </w:r>
       <w:r>
-        <w:t>（</w:t>
-      </w:r>
-      <w:r>
-        <w:t>2</w:t>
-      </w:r>
-      <w:r>
-        <w:t>）</w:t>
+        <w:rPr>
+          <w:rFonts w:hint="eastAsia"/>
+        </w:rPr>
+        <w:t>2.</w:t>
       </w:r>
       <w:r>
         <w:rPr>
           <w:noProof/>
         </w:rPr>
         <w:drawing>
-          <wp:inline distT="0" distB="0" distL="0" distR="0" wp14:anchorId="75413C08" wp14:editId="62A8EC01">
-            <wp:extent cx="1268730" cy="920750"/>
-            <wp:effectExtent l="0" t="0" r="0" b="7620"/>
+          <wp:inline distT="0" distB="0" distL="0" distR="0" wp14:anchorId="75413C08" wp14:editId="728D120A">
+            <wp:extent cx="1110343" cy="808893"/>
+            <wp:effectExtent l="0" t="0" r="0" b="0"/>
             <wp:docPr id="1923" name="图片 1923"/>
             <wp:cNvGraphicFramePr/>
             <a:graphic xmlns:a="http://schemas.openxmlformats.org/drawingml/2006/main">
@@ -5912,7 +6396,7 @@
                     <pic:cNvPicPr/>
                   </pic:nvPicPr>
                   <pic:blipFill>
-                    <a:blip r:embed="rId37" cstate="print">
+                    <a:blip r:embed="rId39" cstate="print">
                       <a:extLst>
                         <a:ext uri="{28A0092B-C50C-407E-A947-70E740481C1C}">
                           <a14:useLocalDpi xmlns:a14="http://schemas.microsoft.com/office/drawing/2010/main" val="0"/>
@@ -5927,7 +6411,7 @@
                   <pic:spPr>
                     <a:xfrm>
                       <a:off x="0" y="0"/>
-                      <a:ext cx="1271802" cy="923083"/>
+                      <a:ext cx="1135554" cy="827259"/>
                     </a:xfrm>
                     <a:prstGeom prst="rect">
                       <a:avLst/>
@@ -5943,98 +6427,21 @@
           </wp:inline>
         </w:drawing>
       </w:r>
-    </w:p>
-    <w:p>
-      <w:pPr>
-        <w:pStyle w:val="af0"/>
-        <w:ind w:left="672" w:hanging="672"/>
-      </w:pPr>
-      <w:r>
-        <w:t>如图所示，根据实物图在虚框中画出对应的电路图。</w:t>
-      </w:r>
-    </w:p>
-    <w:p>
-      <w:pPr>
-        <w:pStyle w:val="123"/>
-      </w:pPr>
+      <w:r>
+        <w:rPr>
+          <w:rFonts w:hint="eastAsia"/>
+        </w:rPr>
+        <w:t>3.</w:t>
+      </w:r>
       <w:r>
         <w:rPr>
           <w:rFonts w:hint="eastAsia"/>
           <w:noProof/>
         </w:rPr>
         <w:drawing>
-          <wp:inline distT="0" distB="0" distL="0" distR="0" wp14:anchorId="47735582" wp14:editId="091FCA9E">
-            <wp:extent cx="2896235" cy="1511935"/>
-            <wp:effectExtent l="0" t="0" r="0" b="0"/>
-            <wp:docPr id="2061524095" name="图片 24"/>
-            <wp:cNvGraphicFramePr>
-              <a:graphicFrameLocks xmlns:a="http://schemas.openxmlformats.org/drawingml/2006/main" noChangeAspect="1"/>
-            </wp:cNvGraphicFramePr>
-            <a:graphic xmlns:a="http://schemas.openxmlformats.org/drawingml/2006/main">
-              <a:graphicData uri="http://schemas.openxmlformats.org/drawingml/2006/picture">
-                <pic:pic xmlns:pic="http://schemas.openxmlformats.org/drawingml/2006/picture">
-                  <pic:nvPicPr>
-                    <pic:cNvPr id="0" name="Picture 12"/>
-                    <pic:cNvPicPr>
-                      <a:picLocks noChangeAspect="1" noChangeArrowheads="1"/>
-                    </pic:cNvPicPr>
-                  </pic:nvPicPr>
-                  <pic:blipFill>
-                    <a:blip r:embed="rId38">
-                      <a:extLst>
-                        <a:ext uri="{28A0092B-C50C-407E-A947-70E740481C1C}">
-                          <a14:useLocalDpi xmlns:a14="http://schemas.microsoft.com/office/drawing/2010/main" val="0"/>
-                        </a:ext>
-                      </a:extLst>
-                    </a:blip>
-                    <a:srcRect/>
-                    <a:stretch>
-                      <a:fillRect/>
-                    </a:stretch>
-                  </pic:blipFill>
-                  <pic:spPr bwMode="auto">
-                    <a:xfrm>
-                      <a:off x="0" y="0"/>
-                      <a:ext cx="2896235" cy="1511935"/>
-                    </a:xfrm>
-                    <a:prstGeom prst="rect">
-                      <a:avLst/>
-                    </a:prstGeom>
-                    <a:noFill/>
-                    <a:ln>
-                      <a:noFill/>
-                    </a:ln>
-                  </pic:spPr>
-                </pic:pic>
-              </a:graphicData>
-            </a:graphic>
-          </wp:inline>
-        </w:drawing>
-      </w:r>
-    </w:p>
-    <w:p>
-      <w:pPr>
-        <w:pStyle w:val="1230"/>
-        <w:ind w:left="588"/>
-        <w:rPr>
-          <w:rFonts w:hint="eastAsia"/>
-        </w:rPr>
-      </w:pPr>
-      <w:r>
-        <w:rPr>
-          <w:rFonts w:hint="eastAsia"/>
-        </w:rPr>
-        <w:t>【答案】</w:t>
-      </w:r>
-      <w:r>
-        <w:rPr>
-          <w:rFonts w:hint="eastAsia"/>
-          <w:noProof/>
-        </w:rPr>
-        <w:drawing>
-          <wp:inline distT="0" distB="0" distL="0" distR="0" wp14:anchorId="577BA781" wp14:editId="07E7583E">
-            <wp:extent cx="1019810" cy="1257935"/>
-            <wp:effectExtent l="0" t="0" r="8890" b="0"/>
+          <wp:inline distT="0" distB="0" distL="0" distR="0" wp14:anchorId="577BA781" wp14:editId="47440B70">
+            <wp:extent cx="643094" cy="793256"/>
+            <wp:effectExtent l="0" t="0" r="5080" b="6985"/>
             <wp:docPr id="870564360" name="图片 25"/>
             <wp:cNvGraphicFramePr>
               <a:graphicFrameLocks xmlns:a="http://schemas.openxmlformats.org/drawingml/2006/main" noChangeAspect="1"/>
@@ -6044,99 +6451,6 @@
                 <pic:pic xmlns:pic="http://schemas.openxmlformats.org/drawingml/2006/picture">
                   <pic:nvPicPr>
                     <pic:cNvPr id="0" name="Picture 14"/>
-                    <pic:cNvPicPr>
-                      <a:picLocks noChangeAspect="1" noChangeArrowheads="1"/>
-                    </pic:cNvPicPr>
-                  </pic:nvPicPr>
-                  <pic:blipFill>
-                    <a:blip r:embed="rId39">
-                      <a:extLst>
-                        <a:ext uri="{28A0092B-C50C-407E-A947-70E740481C1C}">
-                          <a14:useLocalDpi xmlns:a14="http://schemas.microsoft.com/office/drawing/2010/main" val="0"/>
-                        </a:ext>
-                      </a:extLst>
-                    </a:blip>
-                    <a:srcRect/>
-                    <a:stretch>
-                      <a:fillRect/>
-                    </a:stretch>
-                  </pic:blipFill>
-                  <pic:spPr bwMode="auto">
-                    <a:xfrm>
-                      <a:off x="0" y="0"/>
-                      <a:ext cx="1019810" cy="1257935"/>
-                    </a:xfrm>
-                    <a:prstGeom prst="rect">
-                      <a:avLst/>
-                    </a:prstGeom>
-                    <a:noFill/>
-                    <a:ln>
-                      <a:noFill/>
-                    </a:ln>
-                  </pic:spPr>
-                </pic:pic>
-              </a:graphicData>
-            </a:graphic>
-          </wp:inline>
-        </w:drawing>
-      </w:r>
-    </w:p>
-    <w:p>
-      <w:pPr>
-        <w:pStyle w:val="af0"/>
-        <w:ind w:left="672" w:hanging="672"/>
-      </w:pPr>
-      <w:r>
-        <w:t>如图所示，现有一个电池组，两个开关和两盏电灯，请你按要求先画出电路图，再按电路图连好图中的实物电路。要求，只闭合</w:t>
-      </w:r>
-      <w:r>
-        <w:t>S₁</w:t>
-      </w:r>
-      <w:r>
-        <w:t>，灯</w:t>
-      </w:r>
-      <w:r>
-        <w:t>L₁</w:t>
-      </w:r>
-      <w:r>
-        <w:t>亮；只闭合</w:t>
-      </w:r>
-      <w:r>
-        <w:t>S,</w:t>
-      </w:r>
-      <w:r>
-        <w:t>灯</w:t>
-      </w:r>
-      <w:r>
-        <w:t>L,</w:t>
-      </w:r>
-      <w:r>
-        <w:t>亮。</w:t>
-      </w:r>
-    </w:p>
-    <w:p>
-      <w:pPr>
-        <w:pStyle w:val="123"/>
-      </w:pPr>
-      <w:r>
-        <w:rPr>
-          <w:rFonts w:hint="eastAsia"/>
-          <w:noProof/>
-        </w:rPr>
-        <w:lastRenderedPageBreak/>
-        <w:drawing>
-          <wp:inline distT="0" distB="0" distL="0" distR="0" wp14:anchorId="7AF22B23" wp14:editId="245407DD">
-            <wp:extent cx="3927475" cy="1342390"/>
-            <wp:effectExtent l="0" t="0" r="0" b="0"/>
-            <wp:docPr id="1627019319" name="图片 20"/>
-            <wp:cNvGraphicFramePr>
-              <a:graphicFrameLocks xmlns:a="http://schemas.openxmlformats.org/drawingml/2006/main" noChangeAspect="1"/>
-            </wp:cNvGraphicFramePr>
-            <a:graphic xmlns:a="http://schemas.openxmlformats.org/drawingml/2006/main">
-              <a:graphicData uri="http://schemas.openxmlformats.org/drawingml/2006/picture">
-                <pic:pic xmlns:pic="http://schemas.openxmlformats.org/drawingml/2006/picture">
-                  <pic:nvPicPr>
-                    <pic:cNvPr id="0" name="Picture 1"/>
                     <pic:cNvPicPr>
                       <a:picLocks noChangeAspect="1" noChangeArrowheads="1"/>
                     </pic:cNvPicPr>
@@ -6157,7 +6471,7 @@
                   <pic:spPr bwMode="auto">
                     <a:xfrm>
                       <a:off x="0" y="0"/>
-                      <a:ext cx="3927475" cy="1342390"/>
+                      <a:ext cx="661588" cy="816068"/>
                     </a:xfrm>
                     <a:prstGeom prst="rect">
                       <a:avLst/>
@@ -6173,23 +6487,11 @@
           </wp:inline>
         </w:drawing>
       </w:r>
-    </w:p>
-    <w:p>
-      <w:pPr>
-        <w:pStyle w:val="1230"/>
-        <w:ind w:left="588"/>
-        <w:rPr>
-          <w:rFonts w:hint="eastAsia"/>
-        </w:rPr>
-      </w:pPr>
-      <w:r>
-        <w:rPr>
-          <w:rFonts w:hint="eastAsia"/>
-        </w:rPr>
-        <w:t>【答案】</w:t>
-      </w:r>
-      <w:r>
-        <w:br/>
+      <w:r>
+        <w:rPr>
+          <w:rFonts w:hint="eastAsia"/>
+        </w:rPr>
+        <w:t>4.</w:t>
       </w:r>
       <w:r>
         <w:rPr>
@@ -6197,8 +6499,8 @@
           <w:noProof/>
         </w:rPr>
         <w:drawing>
-          <wp:inline distT="0" distB="0" distL="0" distR="0" wp14:anchorId="3F926BBC" wp14:editId="5DD38C97">
-            <wp:extent cx="3261184" cy="1240776"/>
+          <wp:inline distT="0" distB="0" distL="0" distR="0" wp14:anchorId="3F926BBC" wp14:editId="6F643689">
+            <wp:extent cx="1703478" cy="648119"/>
             <wp:effectExtent l="0" t="0" r="0" b="0"/>
             <wp:docPr id="952734718" name="图片 23"/>
             <wp:cNvGraphicFramePr>
@@ -6214,7 +6516,7 @@
                     </pic:cNvPicPr>
                   </pic:nvPicPr>
                   <pic:blipFill>
-                    <a:blip r:embed="rId41">
+                    <a:blip r:embed="rId41" cstate="print">
                       <a:extLst>
                         <a:ext uri="{28A0092B-C50C-407E-A947-70E740481C1C}">
                           <a14:useLocalDpi xmlns:a14="http://schemas.microsoft.com/office/drawing/2010/main" val="0"/>
@@ -6229,7 +6531,7 @@
                   <pic:spPr bwMode="auto">
                     <a:xfrm>
                       <a:off x="0" y="0"/>
-                      <a:ext cx="3278737" cy="1247454"/>
+                      <a:ext cx="1794375" cy="682702"/>
                     </a:xfrm>
                     <a:prstGeom prst="rect">
                       <a:avLst/>
@@ -6254,11 +6556,21 @@
           <w:rFonts w:ascii="Times New Roman" w:eastAsiaTheme="majorEastAsia" w:hAnsi="Times New Roman" w:cs="Times New Roman"/>
         </w:rPr>
       </w:pPr>
+    </w:p>
+    <w:p>
+      <w:pPr>
+        <w:spacing w:line="288" w:lineRule="auto"/>
+        <w:ind w:leftChars="-100" w:left="-210"/>
+        <w:rPr>
+          <w:rFonts w:ascii="Times New Roman" w:eastAsiaTheme="majorEastAsia" w:hAnsi="Times New Roman" w:cs="Times New Roman"/>
+        </w:rPr>
+      </w:pPr>
       <w:r>
         <w:rPr>
           <w:rFonts w:ascii="Times New Roman" w:eastAsiaTheme="majorEastAsia" w:hAnsi="Times New Roman" w:cs="Times New Roman"/>
           <w:noProof/>
         </w:rPr>
+        <w:lastRenderedPageBreak/>
         <mc:AlternateContent>
           <mc:Choice Requires="wpg">
             <w:drawing>
@@ -6413,42 +6725,6 @@
     </w:p>
     <w:p>
       <w:pPr>
-        <w:spacing w:line="288" w:lineRule="auto"/>
-        <w:ind w:leftChars="-100" w:left="-210"/>
-        <w:rPr>
-          <w:rFonts w:ascii="Times New Roman" w:eastAsiaTheme="majorEastAsia" w:hAnsi="Times New Roman" w:cs="Times New Roman"/>
-          <w:b/>
-          <w:bCs/>
-          <w:color w:val="0000FF"/>
-        </w:rPr>
-      </w:pPr>
-      <w:r>
-        <w:rPr>
-          <w:rFonts w:ascii="Times New Roman" w:eastAsiaTheme="majorEastAsia" w:hAnsi="Times New Roman" w:cs="Times New Roman" w:hint="eastAsia"/>
-          <w:b/>
-          <w:bCs/>
-          <w:color w:val="0000FF"/>
-        </w:rPr>
-        <w:t>设计电路</w:t>
-      </w:r>
-    </w:p>
-    <w:p>
-      <w:pPr>
-        <w:spacing w:line="288" w:lineRule="auto"/>
-        <w:ind w:leftChars="-100" w:left="-210"/>
-        <w:rPr>
-          <w:rFonts w:ascii="Times New Roman" w:eastAsiaTheme="majorEastAsia" w:hAnsi="Times New Roman" w:cs="Times New Roman"/>
-        </w:rPr>
-      </w:pPr>
-      <w:r>
-        <w:rPr>
-          <w:rFonts w:ascii="Times New Roman" w:eastAsiaTheme="majorEastAsia" w:hAnsi="Times New Roman" w:cs="Times New Roman" w:hint="eastAsia"/>
-        </w:rPr>
-        <w:t xml:space="preserve"> </w:t>
-      </w:r>
-    </w:p>
-    <w:p>
-      <w:pPr>
         <w:pStyle w:val="af0"/>
         <w:ind w:left="672" w:hanging="672"/>
       </w:pPr>
@@ -6665,11 +6941,6 @@
     </w:p>
     <w:p>
       <w:pPr>
-        <w:pStyle w:val="123"/>
-      </w:pPr>
-    </w:p>
-    <w:p>
-      <w:pPr>
         <w:pStyle w:val="1230"/>
         <w:ind w:left="588"/>
       </w:pPr>
@@ -6690,11 +6961,10 @@
           <w:rFonts w:hint="eastAsia"/>
           <w:noProof/>
         </w:rPr>
-        <w:lastRenderedPageBreak/>
         <w:drawing>
-          <wp:inline distT="0" distB="0" distL="0" distR="0" wp14:anchorId="72E0AEE2" wp14:editId="30A1FAFB">
-            <wp:extent cx="3035300" cy="1534160"/>
-            <wp:effectExtent l="0" t="0" r="8890" b="9525"/>
+          <wp:inline distT="0" distB="0" distL="0" distR="0" wp14:anchorId="72E0AEE2" wp14:editId="4791C7FC">
+            <wp:extent cx="2190540" cy="1107185"/>
+            <wp:effectExtent l="0" t="0" r="635" b="0"/>
             <wp:docPr id="70" name="图片24" descr="菁优网：http://www.jyeoo.com"/>
             <wp:cNvGraphicFramePr>
               <a:graphicFrameLocks xmlns:a="http://schemas.openxmlformats.org/drawingml/2006/main" noChangeAspect="1"/>
@@ -6717,7 +6987,7 @@
                   <pic:spPr>
                     <a:xfrm>
                       <a:off x="0" y="0"/>
-                      <a:ext cx="3035300" cy="1534160"/>
+                      <a:ext cx="2214335" cy="1119212"/>
                     </a:xfrm>
                     <a:prstGeom prst="rect">
                       <a:avLst/>
@@ -6729,15 +6999,6 @@
           </wp:inline>
         </w:drawing>
       </w:r>
-    </w:p>
-    <w:p>
-      <w:pPr>
-        <w:spacing w:line="288" w:lineRule="auto"/>
-        <w:ind w:leftChars="-100" w:left="-210"/>
-        <w:rPr>
-          <w:rFonts w:ascii="Times New Roman" w:eastAsiaTheme="majorEastAsia" w:hAnsi="Times New Roman" w:cs="Times New Roman"/>
-        </w:rPr>
-      </w:pPr>
     </w:p>
     <w:p>
       <w:pPr>
@@ -7091,9 +7352,9 @@
           <w:noProof/>
         </w:rPr>
         <w:drawing>
-          <wp:inline distT="0" distB="0" distL="0" distR="0" wp14:anchorId="6103167A" wp14:editId="4E8239DC">
-            <wp:extent cx="2744470" cy="762000"/>
-            <wp:effectExtent l="0" t="0" r="8255" b="4445"/>
+          <wp:inline distT="0" distB="0" distL="0" distR="0" wp14:anchorId="6103167A" wp14:editId="6D078D84">
+            <wp:extent cx="2080009" cy="577513"/>
+            <wp:effectExtent l="0" t="0" r="0" b="0"/>
             <wp:docPr id="68" name="图片24" descr="菁优网：http://www.jyeoo.com"/>
             <wp:cNvGraphicFramePr>
               <a:graphicFrameLocks xmlns:a="http://schemas.openxmlformats.org/drawingml/2006/main" noChangeAspect="1"/>
@@ -7116,7 +7377,7 @@
                   <pic:spPr>
                     <a:xfrm>
                       <a:off x="0" y="0"/>
-                      <a:ext cx="2744470" cy="762000"/>
+                      <a:ext cx="2129305" cy="591200"/>
                     </a:xfrm>
                     <a:prstGeom prst="rect">
                       <a:avLst/>
@@ -7433,13 +7694,13 @@
     <w:p>
       <w:pPr>
         <w:pStyle w:val="1230"/>
-        <w:ind w:left="588"/>
+        <w:ind w:leftChars="0" w:left="0"/>
       </w:pPr>
     </w:p>
     <w:p>
       <w:pPr>
         <w:pStyle w:val="1230"/>
-        <w:ind w:left="588"/>
+        <w:ind w:leftChars="0" w:left="0"/>
       </w:pPr>
       <w:r>
         <w:rPr>
@@ -7465,12 +7726,6 @@
         </w:rPr>
         <w:t>F</w:t>
       </w:r>
-    </w:p>
-    <w:p>
-      <w:pPr>
-        <w:pStyle w:val="af0"/>
-        <w:ind w:left="672" w:hanging="672"/>
-      </w:pPr>
     </w:p>
     <w:sectPr>
       <w:headerReference w:type="even" r:id="rId45"/>
@@ -8331,7 +8586,6 @@
   <w:style w:type="paragraph" w:customStyle="1" w:styleId="DefaultParagraph">
     <w:name w:val="DefaultParagraph"/>
     <w:link w:val="DefaultParagraphChar"/>
-    <w:qFormat/>
     <w:rPr>
       <w:rFonts w:ascii="Times New Roman" w:eastAsia="宋体" w:hAnsi="Calibri" w:cs="Times New Roman"/>
       <w:kern w:val="2"/>
@@ -8343,7 +8597,6 @@
     <w:name w:val="MTDisplayEquation"/>
     <w:basedOn w:val="ab"/>
     <w:next w:val="a"/>
-    <w:qFormat/>
     <w:pPr>
       <w:numPr>
         <w:numId w:val="1"/>
@@ -8366,7 +8619,6 @@
   <w:style w:type="paragraph" w:customStyle="1" w:styleId="yoh">
     <w:name w:val="例题样式yoh"/>
     <w:basedOn w:val="DefaultParagraph"/>
-    <w:qFormat/>
     <w:pPr>
       <w:numPr>
         <w:numId w:val="2"/>
@@ -8426,7 +8678,6 @@
   <w:style w:type="paragraph" w:customStyle="1" w:styleId="1">
     <w:name w:val="列出段落1"/>
     <w:basedOn w:val="a"/>
-    <w:qFormat/>
     <w:pPr>
       <w:ind w:firstLineChars="200" w:firstLine="420"/>
     </w:pPr>
@@ -8438,7 +8689,6 @@
   <w:style w:type="character" w:customStyle="1" w:styleId="apple-converted-space">
     <w:name w:val="apple-converted-space"/>
     <w:basedOn w:val="a0"/>
-    <w:qFormat/>
   </w:style>
   <w:style w:type="paragraph" w:customStyle="1" w:styleId="n">
     <w:name w:val="悬+n"/>
@@ -8844,6 +9094,19 @@
       <w:szCs w:val="21"/>
     </w:rPr>
   </w:style>
+  <w:style w:type="paragraph" w:customStyle="1" w:styleId="BorderColor01820D95">
+    <w:name w:val="Border Color 01820D95"/>
+    <w:rsid w:val="00B84535"/>
+    <w:pPr>
+      <w:widowControl w:val="0"/>
+      <w:jc w:val="both"/>
+    </w:pPr>
+    <w:rPr>
+      <w:kern w:val="2"/>
+      <w:sz w:val="21"/>
+      <w:szCs w:val="22"/>
+    </w:rPr>
+  </w:style>
 </w:styles>
 </file>
 
